--- a/KreateKaro_Privacy_Policy_Draft.docx
+++ b/KreateKaro_Privacy_Policy_Draft.docx
@@ -4,255 +4,30 @@
   <w:body>
     <w:p>
       <w:pPr>
-        <w:spacing w:before="280" w:after="80"/>
+        <w:pStyle w:val="Title"/>
+        <w:spacing w:before="640" w:after="120"/>
       </w:pPr>
       <w:r>
         <w:rPr>
           <w:rFonts w:ascii="Calibri" w:hAnsi="Calibri"/>
           <w:b/>
-          <w:color w:val="0D7A75"/>
-          <w:sz w:val="22"/>
+          <w:color w:val="000000"/>
+          <w:sz w:val="54"/>
         </w:rPr>
-        <w:t>KREATEKARO</w:t>
+        <w:t>KreateKaro Policy Pack</w:t>
       </w:r>
     </w:p>
     <w:p>
       <w:pPr>
-        <w:spacing w:after="80"/>
+        <w:spacing w:after="440"/>
       </w:pPr>
       <w:r>
         <w:rPr>
           <w:rFonts w:ascii="Calibri" w:hAnsi="Calibri"/>
-          <w:b/>
-          <w:color w:val="173A40"/>
-          <w:sz w:val="56"/>
+          <w:color w:val="555555"/>
+          <w:sz w:val="26"/>
         </w:rPr>
-        <w:t>Privacy Policy</w:t>
-      </w:r>
-    </w:p>
-    <w:p>
-      <w:pPr>
-        <w:spacing w:after="320"/>
-      </w:pPr>
-      <w:r>
-        <w:rPr>
-          <w:rFonts w:ascii="Calibri" w:hAnsi="Calibri"/>
-          <w:color w:val="5E6B73"/>
-          <w:sz w:val="24"/>
-        </w:rPr>
-        <w:t>A product-specific privacy notice for KreateKaro, operated by DEKODE</w:t>
-      </w:r>
-    </w:p>
-    <w:tbl>
-      <w:tblPr>
-        <w:tblStyle w:val="TableGrid"/>
-        <w:tblW w:type="dxa" w:w="9360"/>
-        <w:jc w:val="left"/>
-        <w:tblLayout w:type="fixed"/>
-        <w:tblLook w:firstColumn="1" w:firstRow="1" w:lastColumn="0" w:lastRow="0" w:noHBand="0" w:noVBand="1" w:val="04A0"/>
-        <w:tblInd w:w="120" w:type="dxa"/>
-      </w:tblPr>
-      <w:tblGrid>
-        <w:gridCol w:w="3000"/>
-        <w:gridCol w:w="2300"/>
-        <w:gridCol w:w="4060"/>
-      </w:tblGrid>
-      <w:tr>
-        <w:trPr>
-          <w:tblHeader w:val="true"/>
-        </w:trPr>
-        <w:tc>
-          <w:tcPr>
-            <w:tcW w:type="dxa" w:w="3000"/>
-            <w:vAlign w:val="top"/>
-            <w:shd w:fill="173A40"/>
-          </w:tcPr>
-          <w:p>
-            <w:pPr>
-              <w:spacing w:after="0"/>
-            </w:pPr>
-            <w:r>
-              <w:rPr>
-                <w:rFonts w:ascii="Calibri" w:hAnsi="Calibri"/>
-                <w:b/>
-                <w:color w:val="FFFFFF"/>
-                <w:sz w:val="19"/>
-              </w:rPr>
-              <w:t>Document status</w:t>
-            </w:r>
-          </w:p>
-        </w:tc>
-        <w:tc>
-          <w:tcPr>
-            <w:tcW w:type="dxa" w:w="2300"/>
-            <w:vAlign w:val="top"/>
-            <w:shd w:fill="173A40"/>
-          </w:tcPr>
-          <w:p>
-            <w:pPr>
-              <w:spacing w:after="0"/>
-            </w:pPr>
-            <w:r>
-              <w:rPr>
-                <w:rFonts w:ascii="Calibri" w:hAnsi="Calibri"/>
-                <w:b/>
-                <w:color w:val="FFFFFF"/>
-                <w:sz w:val="19"/>
-              </w:rPr>
-              <w:t>Effective date</w:t>
-            </w:r>
-          </w:p>
-        </w:tc>
-        <w:tc>
-          <w:tcPr>
-            <w:tcW w:type="dxa" w:w="4060"/>
-            <w:vAlign w:val="top"/>
-            <w:shd w:fill="173A40"/>
-          </w:tcPr>
-          <w:p>
-            <w:pPr>
-              <w:spacing w:after="0"/>
-            </w:pPr>
-            <w:r>
-              <w:rPr>
-                <w:rFonts w:ascii="Calibri" w:hAnsi="Calibri"/>
-                <w:b/>
-                <w:color w:val="FFFFFF"/>
-                <w:sz w:val="19"/>
-              </w:rPr>
-              <w:t>Contact</w:t>
-            </w:r>
-          </w:p>
-        </w:tc>
-      </w:tr>
-      <w:tr>
-        <w:tc>
-          <w:tcPr>
-            <w:tcW w:type="dxa" w:w="3000"/>
-          </w:tcPr>
-          <w:p>
-            <w:pPr>
-              <w:spacing w:after="0"/>
-            </w:pPr>
-            <w:r>
-              <w:rPr>
-                <w:rFonts w:ascii="Calibri" w:hAnsi="Calibri"/>
-                <w:color w:val="242B31"/>
-                <w:sz w:val="18"/>
-              </w:rPr>
-              <w:t>Draft for legal and operational review</w:t>
-            </w:r>
-          </w:p>
-        </w:tc>
-        <w:tc>
-          <w:tcPr>
-            <w:tcW w:type="dxa" w:w="2300"/>
-          </w:tcPr>
-          <w:p>
-            <w:pPr>
-              <w:spacing w:after="0"/>
-            </w:pPr>
-            <w:r>
-              <w:rPr>
-                <w:rFonts w:ascii="Calibri" w:hAnsi="Calibri"/>
-                <w:color w:val="242B31"/>
-                <w:sz w:val="18"/>
-              </w:rPr>
-              <w:t>To be confirmed before publication</w:t>
-            </w:r>
-          </w:p>
-        </w:tc>
-        <w:tc>
-          <w:tcPr>
-            <w:tcW w:type="dxa" w:w="4060"/>
-          </w:tcPr>
-          <w:p>
-            <w:pPr>
-              <w:spacing w:after="0"/>
-            </w:pPr>
-            <w:r>
-              <w:rPr>
-                <w:rFonts w:ascii="Calibri" w:hAnsi="Calibri"/>
-                <w:color w:val="242B31"/>
-                <w:sz w:val="18"/>
-              </w:rPr>
-              <w:t>support@kreatekaro.co</w:t>
-              <w:br/>
-              <w:t>DEKODE: contactus@dekodeglobal.com</w:t>
-            </w:r>
-          </w:p>
-        </w:tc>
-      </w:tr>
-    </w:tbl>
-    <w:p>
-      <w:pPr>
-        <w:spacing w:after="40"/>
-      </w:pPr>
-    </w:p>
-    <w:tbl>
-      <w:tblPr>
-        <w:tblW w:type="dxa" w:w="9360"/>
-        <w:jc w:val="left"/>
-        <w:tblLayout w:type="fixed"/>
-        <w:tblLook w:firstColumn="1" w:firstRow="1" w:lastColumn="0" w:lastRow="0" w:noHBand="0" w:noVBand="1" w:val="04A0"/>
-        <w:tblInd w:w="120" w:type="dxa"/>
-      </w:tblPr>
-      <w:tblGrid>
-        <w:gridCol w:w="9360"/>
-      </w:tblGrid>
-      <w:tr>
-        <w:trPr>
-          <w:tblHeader w:val="true"/>
-        </w:trPr>
-        <w:tc>
-          <w:tcPr>
-            <w:tcW w:type="dxa" w:w="9360"/>
-            <w:vAlign w:val="top"/>
-            <w:shd w:fill="EAF3F2"/>
-          </w:tcPr>
-          <w:p>
-            <w:pPr>
-              <w:spacing w:after="40"/>
-            </w:pPr>
-            <w:r>
-              <w:rPr>
-                <w:rFonts w:ascii="Calibri" w:hAnsi="Calibri"/>
-                <w:b/>
-                <w:color w:val="173A40"/>
-                <w:sz w:val="21"/>
-              </w:rPr>
-              <w:t xml:space="preserve">Important: </w:t>
-            </w:r>
-            <w:r>
-              <w:rPr>
-                <w:rFonts w:ascii="Calibri" w:hAnsi="Calibri"/>
-                <w:color w:val="173A40"/>
-                <w:sz w:val="21"/>
-              </w:rPr>
-              <w:t>This draft reflects the current KreateKaro implementation as reviewed on 3 September 2026. It is not legal advice. Before publishing, DEKODE should confirm its legal entity, registered address, applicable jurisdictions, retention periods, and vendor agreements with qualified legal counsel.</w:t>
-            </w:r>
-          </w:p>
-        </w:tc>
-      </w:tr>
-    </w:tbl>
-    <w:p>
-      <w:pPr>
-        <w:spacing w:after="40"/>
-      </w:pPr>
-    </w:p>
-    <w:p>
-      <w:pPr>
-        <w:pStyle w:val="Heading1"/>
-        <w:keepNext/>
-      </w:pPr>
-      <w:r>
-        <w:rPr>
-          <w:rFonts w:ascii="Calibri" w:hAnsi="Calibri"/>
-          <w:b/>
-          <w:color w:val="0D7A75"/>
-          <w:sz w:val="32"/>
-        </w:rPr>
-        <w:t>1. Who we are</w:t>
+        <w:t>Cookie Policy  Privacy Policy  Terms of Service</w:t>
       </w:r>
     </w:p>
     <w:p>
@@ -262,10 +37,10 @@
       <w:r>
         <w:rPr>
           <w:rFonts w:ascii="Calibri" w:hAnsi="Calibri"/>
-          <w:color w:val="242B31"/>
+          <w:color w:val="000000"/>
           <w:sz w:val="22"/>
         </w:rPr>
-        <w:t>KreateKaro is a browser-based 3D spatial design service that lets users plan, create, save, and manage 3D space designs. This policy explains how personal information and design information are handled when you use KreateKaro.</w:t>
+        <w:t>This policy pack explains the browser technologies, personal-information practices, and service terms that apply to KreateKaro. KreateKaro is operated by DEKODE.</w:t>
       </w:r>
     </w:p>
     <w:p>
@@ -275,10 +50,10 @@
       <w:r>
         <w:rPr>
           <w:rFonts w:ascii="Calibri" w:hAnsi="Calibri"/>
-          <w:color w:val="242B31"/>
+          <w:color w:val="000000"/>
           <w:sz w:val="22"/>
         </w:rPr>
-        <w:t>KreateKaro is operated by DEKODE. DEKODE operates across Australia and India. Before publication, insert the responsible legal entity name, registered address, and any required privacy-officer details here.</w:t>
+        <w:t>It applies to the KreateKaro website, 3D spatial-design editor, user accounts, cloud design storage, and support communications. Questions can be sent to support@kreatekaro.co or contactus@dekodeglobal.com.</w:t>
       </w:r>
     </w:p>
     <w:p>
@@ -290,10 +65,10 @@
         <w:rPr>
           <w:rFonts w:ascii="Calibri" w:hAnsi="Calibri"/>
           <w:b/>
-          <w:color w:val="0D7A75"/>
+          <w:color w:val="000000"/>
           <w:sz w:val="32"/>
         </w:rPr>
-        <w:t>2. Scope of this policy</w:t>
+        <w:t>Contents</w:t>
       </w:r>
     </w:p>
     <w:p>
@@ -303,25 +78,10 @@
       <w:r>
         <w:rPr>
           <w:rFonts w:ascii="Calibri" w:hAnsi="Calibri"/>
-          <w:color w:val="242B31"/>
+          <w:color w:val="000000"/>
           <w:sz w:val="22"/>
         </w:rPr>
-        <w:t>This policy applies to the KreateKaro website, editor, account features, cloud design storage, authentication, and support communications. It should be read with the KreateKaro Cookie Policy and any applicable Terms of Service.</w:t>
-      </w:r>
-    </w:p>
-    <w:p>
-      <w:pPr>
-        <w:pStyle w:val="Heading1"/>
-        <w:keepNext/>
-      </w:pPr>
-      <w:r>
-        <w:rPr>
-          <w:rFonts w:ascii="Calibri" w:hAnsi="Calibri"/>
-          <w:b/>
-          <w:color w:val="0D7A75"/>
-          <w:sz w:val="32"/>
-        </w:rPr>
-        <w:t>3. Information we collect</w:t>
+        <w:t>1. Cookie Policy</w:t>
       </w:r>
     </w:p>
     <w:p>
@@ -331,543 +91,10 @@
       <w:r>
         <w:rPr>
           <w:rFonts w:ascii="Calibri" w:hAnsi="Calibri"/>
-          <w:color w:val="242B31"/>
+          <w:color w:val="000000"/>
           <w:sz w:val="22"/>
         </w:rPr>
-        <w:t>The information we process depends on the features you use.</w:t>
-      </w:r>
-    </w:p>
-    <w:tbl>
-      <w:tblPr>
-        <w:tblStyle w:val="TableGrid"/>
-        <w:tblW w:type="dxa" w:w="9360"/>
-        <w:jc w:val="left"/>
-        <w:tblLayout w:type="fixed"/>
-        <w:tblLook w:firstColumn="1" w:firstRow="1" w:lastColumn="0" w:lastRow="0" w:noHBand="0" w:noVBand="1" w:val="04A0"/>
-        <w:tblInd w:w="120" w:type="dxa"/>
-      </w:tblPr>
-      <w:tblGrid>
-        <w:gridCol w:w="1900"/>
-        <w:gridCol w:w="3700"/>
-        <w:gridCol w:w="3760"/>
-      </w:tblGrid>
-      <w:tr>
-        <w:trPr>
-          <w:tblHeader w:val="true"/>
-        </w:trPr>
-        <w:tc>
-          <w:tcPr>
-            <w:tcW w:type="dxa" w:w="1900"/>
-            <w:vAlign w:val="top"/>
-            <w:shd w:fill="173A40"/>
-          </w:tcPr>
-          <w:p>
-            <w:pPr>
-              <w:spacing w:after="0"/>
-            </w:pPr>
-            <w:r>
-              <w:rPr>
-                <w:rFonts w:ascii="Calibri" w:hAnsi="Calibri"/>
-                <w:b/>
-                <w:color w:val="FFFFFF"/>
-                <w:sz w:val="19"/>
-              </w:rPr>
-              <w:t>Category</w:t>
-            </w:r>
-          </w:p>
-        </w:tc>
-        <w:tc>
-          <w:tcPr>
-            <w:tcW w:type="dxa" w:w="3700"/>
-            <w:vAlign w:val="top"/>
-            <w:shd w:fill="173A40"/>
-          </w:tcPr>
-          <w:p>
-            <w:pPr>
-              <w:spacing w:after="0"/>
-            </w:pPr>
-            <w:r>
-              <w:rPr>
-                <w:rFonts w:ascii="Calibri" w:hAnsi="Calibri"/>
-                <w:b/>
-                <w:color w:val="FFFFFF"/>
-                <w:sz w:val="19"/>
-              </w:rPr>
-              <w:t>Examples</w:t>
-            </w:r>
-          </w:p>
-        </w:tc>
-        <w:tc>
-          <w:tcPr>
-            <w:tcW w:type="dxa" w:w="3760"/>
-            <w:vAlign w:val="top"/>
-            <w:shd w:fill="173A40"/>
-          </w:tcPr>
-          <w:p>
-            <w:pPr>
-              <w:spacing w:after="0"/>
-            </w:pPr>
-            <w:r>
-              <w:rPr>
-                <w:rFonts w:ascii="Calibri" w:hAnsi="Calibri"/>
-                <w:b/>
-                <w:color w:val="FFFFFF"/>
-                <w:sz w:val="19"/>
-              </w:rPr>
-              <w:t>Why it is needed</w:t>
-            </w:r>
-          </w:p>
-        </w:tc>
-      </w:tr>
-      <w:tr>
-        <w:tc>
-          <w:tcPr>
-            <w:tcW w:type="dxa" w:w="1900"/>
-          </w:tcPr>
-          <w:p>
-            <w:pPr>
-              <w:spacing w:after="0"/>
-            </w:pPr>
-            <w:r>
-              <w:rPr>
-                <w:rFonts w:ascii="Calibri" w:hAnsi="Calibri"/>
-                <w:color w:val="242B31"/>
-                <w:sz w:val="18"/>
-              </w:rPr>
-              <w:t>Account information</w:t>
-            </w:r>
-          </w:p>
-        </w:tc>
-        <w:tc>
-          <w:tcPr>
-            <w:tcW w:type="dxa" w:w="3700"/>
-          </w:tcPr>
-          <w:p>
-            <w:pPr>
-              <w:spacing w:after="0"/>
-            </w:pPr>
-            <w:r>
-              <w:rPr>
-                <w:rFonts w:ascii="Calibri" w:hAnsi="Calibri"/>
-                <w:color w:val="242B31"/>
-                <w:sz w:val="18"/>
-              </w:rPr>
-              <w:t>Email address, display name, account identifier, email-verification status, and (if you use Google sign-in) Google profile information made available through the sign-in flow.</w:t>
-            </w:r>
-          </w:p>
-        </w:tc>
-        <w:tc>
-          <w:tcPr>
-            <w:tcW w:type="dxa" w:w="3760"/>
-          </w:tcPr>
-          <w:p>
-            <w:pPr>
-              <w:spacing w:after="0"/>
-            </w:pPr>
-            <w:r>
-              <w:rPr>
-                <w:rFonts w:ascii="Calibri" w:hAnsi="Calibri"/>
-                <w:color w:val="242B31"/>
-                <w:sz w:val="18"/>
-              </w:rPr>
-              <w:t>To create and secure your account, verify access, and provide cloud features.</w:t>
-            </w:r>
-          </w:p>
-        </w:tc>
-      </w:tr>
-      <w:tr>
-        <w:tc>
-          <w:tcPr>
-            <w:tcW w:type="dxa" w:w="1900"/>
-            <w:shd w:fill="F4F6F7"/>
-          </w:tcPr>
-          <w:p>
-            <w:pPr>
-              <w:spacing w:after="0"/>
-            </w:pPr>
-            <w:r>
-              <w:rPr>
-                <w:rFonts w:ascii="Calibri" w:hAnsi="Calibri"/>
-                <w:color w:val="242B31"/>
-                <w:sz w:val="18"/>
-              </w:rPr>
-              <w:t>Design and project information</w:t>
-            </w:r>
-          </w:p>
-        </w:tc>
-        <w:tc>
-          <w:tcPr>
-            <w:tcW w:type="dxa" w:w="3700"/>
-            <w:shd w:fill="F4F6F7"/>
-          </w:tcPr>
-          <w:p>
-            <w:pPr>
-              <w:spacing w:after="0"/>
-            </w:pPr>
-            <w:r>
-              <w:rPr>
-                <w:rFonts w:ascii="Calibri" w:hAnsi="Calibri"/>
-                <w:color w:val="242B31"/>
-                <w:sz w:val="18"/>
-              </w:rPr>
-              <w:t>Design names, booth configuration, element/layout data, and other information you choose to include in a cloud-saved design.</w:t>
-            </w:r>
-          </w:p>
-        </w:tc>
-        <w:tc>
-          <w:tcPr>
-            <w:tcW w:type="dxa" w:w="3760"/>
-            <w:shd w:fill="F4F6F7"/>
-          </w:tcPr>
-          <w:p>
-            <w:pPr>
-              <w:spacing w:after="0"/>
-            </w:pPr>
-            <w:r>
-              <w:rPr>
-                <w:rFonts w:ascii="Calibri" w:hAnsi="Calibri"/>
-                <w:color w:val="242B31"/>
-                <w:sz w:val="18"/>
-              </w:rPr>
-              <w:t>To save, retrieve, update, and delete your cloud projects at your request.</w:t>
-            </w:r>
-          </w:p>
-        </w:tc>
-      </w:tr>
-      <w:tr>
-        <w:tc>
-          <w:tcPr>
-            <w:tcW w:type="dxa" w:w="1900"/>
-          </w:tcPr>
-          <w:p>
-            <w:pPr>
-              <w:spacing w:after="0"/>
-            </w:pPr>
-            <w:r>
-              <w:rPr>
-                <w:rFonts w:ascii="Calibri" w:hAnsi="Calibri"/>
-                <w:color w:val="242B31"/>
-                <w:sz w:val="18"/>
-              </w:rPr>
-              <w:t>Local browser content</w:t>
-            </w:r>
-          </w:p>
-        </w:tc>
-        <w:tc>
-          <w:tcPr>
-            <w:tcW w:type="dxa" w:w="3700"/>
-          </w:tcPr>
-          <w:p>
-            <w:pPr>
-              <w:spacing w:after="0"/>
-            </w:pPr>
-            <w:r>
-              <w:rPr>
-                <w:rFonts w:ascii="Calibri" w:hAnsi="Calibri"/>
-                <w:color w:val="242B31"/>
-                <w:sz w:val="18"/>
-              </w:rPr>
-              <w:t>Current editor draft, theme preference, high-quality preview preference, custom-asset metadata, and uploaded custom 3D model files.</w:t>
-            </w:r>
-          </w:p>
-        </w:tc>
-        <w:tc>
-          <w:tcPr>
-            <w:tcW w:type="dxa" w:w="3760"/>
-          </w:tcPr>
-          <w:p>
-            <w:pPr>
-              <w:spacing w:after="0"/>
-            </w:pPr>
-            <w:r>
-              <w:rPr>
-                <w:rFonts w:ascii="Calibri" w:hAnsi="Calibri"/>
-                <w:color w:val="242B31"/>
-                <w:sz w:val="18"/>
-              </w:rPr>
-              <w:t>To restore your work and preferences on the same device. These items remain on the device unless you choose a cloud-save feature.</w:t>
-            </w:r>
-          </w:p>
-        </w:tc>
-      </w:tr>
-      <w:tr>
-        <w:tc>
-          <w:tcPr>
-            <w:tcW w:type="dxa" w:w="1900"/>
-            <w:shd w:fill="F4F6F7"/>
-          </w:tcPr>
-          <w:p>
-            <w:pPr>
-              <w:spacing w:after="0"/>
-            </w:pPr>
-            <w:r>
-              <w:rPr>
-                <w:rFonts w:ascii="Calibri" w:hAnsi="Calibri"/>
-                <w:color w:val="242B31"/>
-                <w:sz w:val="18"/>
-              </w:rPr>
-              <w:t>Authentication and security information</w:t>
-            </w:r>
-          </w:p>
-        </w:tc>
-        <w:tc>
-          <w:tcPr>
-            <w:tcW w:type="dxa" w:w="3700"/>
-            <w:shd w:fill="F4F6F7"/>
-          </w:tcPr>
-          <w:p>
-            <w:pPr>
-              <w:spacing w:after="0"/>
-            </w:pPr>
-            <w:r>
-              <w:rPr>
-                <w:rFonts w:ascii="Calibri" w:hAnsi="Calibri"/>
-                <w:color w:val="242B31"/>
-                <w:sz w:val="18"/>
-              </w:rPr>
-              <w:t>Session identifier, login activity necessary to authenticate requests, and email-verification one-time codes.</w:t>
-            </w:r>
-          </w:p>
-        </w:tc>
-        <w:tc>
-          <w:tcPr>
-            <w:tcW w:type="dxa" w:w="3760"/>
-            <w:shd w:fill="F4F6F7"/>
-          </w:tcPr>
-          <w:p>
-            <w:pPr>
-              <w:spacing w:after="0"/>
-            </w:pPr>
-            <w:r>
-              <w:rPr>
-                <w:rFonts w:ascii="Calibri" w:hAnsi="Calibri"/>
-                <w:color w:val="242B31"/>
-                <w:sz w:val="18"/>
-              </w:rPr>
-              <w:t>To maintain signed-in sessions, prevent unauthorised access, and verify email ownership.</w:t>
-            </w:r>
-          </w:p>
-        </w:tc>
-      </w:tr>
-      <w:tr>
-        <w:tc>
-          <w:tcPr>
-            <w:tcW w:type="dxa" w:w="1900"/>
-          </w:tcPr>
-          <w:p>
-            <w:pPr>
-              <w:spacing w:after="0"/>
-            </w:pPr>
-            <w:r>
-              <w:rPr>
-                <w:rFonts w:ascii="Calibri" w:hAnsi="Calibri"/>
-                <w:color w:val="242B31"/>
-                <w:sz w:val="18"/>
-              </w:rPr>
-              <w:t>Technical and service data</w:t>
-            </w:r>
-          </w:p>
-        </w:tc>
-        <w:tc>
-          <w:tcPr>
-            <w:tcW w:type="dxa" w:w="3700"/>
-          </w:tcPr>
-          <w:p>
-            <w:pPr>
-              <w:spacing w:after="0"/>
-            </w:pPr>
-            <w:r>
-              <w:rPr>
-                <w:rFonts w:ascii="Calibri" w:hAnsi="Calibri"/>
-                <w:color w:val="242B31"/>
-                <w:sz w:val="18"/>
-              </w:rPr>
-              <w:t>Information processed through normal delivery, security, and diagnostic operations of the service, such as browser/request data handled by hosting infrastructure.</w:t>
-            </w:r>
-          </w:p>
-        </w:tc>
-        <w:tc>
-          <w:tcPr>
-            <w:tcW w:type="dxa" w:w="3760"/>
-          </w:tcPr>
-          <w:p>
-            <w:pPr>
-              <w:spacing w:after="0"/>
-            </w:pPr>
-            <w:r>
-              <w:rPr>
-                <w:rFonts w:ascii="Calibri" w:hAnsi="Calibri"/>
-                <w:color w:val="242B31"/>
-                <w:sz w:val="18"/>
-              </w:rPr>
-              <w:t>To operate, secure, troubleshoot, and improve the service.</w:t>
-            </w:r>
-          </w:p>
-        </w:tc>
-      </w:tr>
-      <w:tr>
-        <w:tc>
-          <w:tcPr>
-            <w:tcW w:type="dxa" w:w="1900"/>
-            <w:shd w:fill="F4F6F7"/>
-          </w:tcPr>
-          <w:p>
-            <w:pPr>
-              <w:spacing w:after="0"/>
-            </w:pPr>
-            <w:r>
-              <w:rPr>
-                <w:rFonts w:ascii="Calibri" w:hAnsi="Calibri"/>
-                <w:color w:val="242B31"/>
-                <w:sz w:val="18"/>
-              </w:rPr>
-              <w:t>Support communications</w:t>
-            </w:r>
-          </w:p>
-        </w:tc>
-        <w:tc>
-          <w:tcPr>
-            <w:tcW w:type="dxa" w:w="3700"/>
-            <w:shd w:fill="F4F6F7"/>
-          </w:tcPr>
-          <w:p>
-            <w:pPr>
-              <w:spacing w:after="0"/>
-            </w:pPr>
-            <w:r>
-              <w:rPr>
-                <w:rFonts w:ascii="Calibri" w:hAnsi="Calibri"/>
-                <w:color w:val="242B31"/>
-                <w:sz w:val="18"/>
-              </w:rPr>
-              <w:t>Information you send when contacting KreateKaro or DEKODE for support.</w:t>
-            </w:r>
-          </w:p>
-        </w:tc>
-        <w:tc>
-          <w:tcPr>
-            <w:tcW w:type="dxa" w:w="3760"/>
-            <w:shd w:fill="F4F6F7"/>
-          </w:tcPr>
-          <w:p>
-            <w:pPr>
-              <w:spacing w:after="0"/>
-            </w:pPr>
-            <w:r>
-              <w:rPr>
-                <w:rFonts w:ascii="Calibri" w:hAnsi="Calibri"/>
-                <w:color w:val="242B31"/>
-                <w:sz w:val="18"/>
-              </w:rPr>
-              <w:t>To respond to and manage your request.</w:t>
-            </w:r>
-          </w:p>
-        </w:tc>
-      </w:tr>
-    </w:tbl>
-    <w:p>
-      <w:pPr>
-        <w:spacing w:after="40"/>
-      </w:pPr>
-    </w:p>
-    <w:p>
-      <w:pPr>
-        <w:pStyle w:val="Heading1"/>
-        <w:keepNext/>
-      </w:pPr>
-      <w:r>
-        <w:rPr>
-          <w:rFonts w:ascii="Calibri" w:hAnsi="Calibri"/>
-          <w:b/>
-          <w:color w:val="0D7A75"/>
-          <w:sz w:val="32"/>
-        </w:rPr>
-        <w:t>4. How we use information</w:t>
-      </w:r>
-    </w:p>
-    <w:p>
-      <w:pPr>
-        <w:pStyle w:val="ListBullet"/>
-        <w:keepLines/>
-      </w:pPr>
-      <w:r>
-        <w:rPr>
-          <w:rFonts w:ascii="Calibri" w:hAnsi="Calibri"/>
-          <w:color w:val="242B31"/>
-          <w:sz w:val="22"/>
-        </w:rPr>
-        <w:t>provide the KreateKaro editor, account, cloud-save, and project-management features you request;</w:t>
-      </w:r>
-    </w:p>
-    <w:p>
-      <w:pPr>
-        <w:pStyle w:val="ListBullet"/>
-        <w:keepLines/>
-      </w:pPr>
-      <w:r>
-        <w:rPr>
-          <w:rFonts w:ascii="Calibri" w:hAnsi="Calibri"/>
-          <w:color w:val="242B31"/>
-          <w:sz w:val="22"/>
-        </w:rPr>
-        <w:t>authenticate users, verify email addresses, maintain sessions, and protect the service from misuse;</w:t>
-      </w:r>
-    </w:p>
-    <w:p>
-      <w:pPr>
-        <w:pStyle w:val="ListBullet"/>
-        <w:keepLines/>
-      </w:pPr>
-      <w:r>
-        <w:rPr>
-          <w:rFonts w:ascii="Calibri" w:hAnsi="Calibri"/>
-          <w:color w:val="242B31"/>
-          <w:sz w:val="22"/>
-        </w:rPr>
-        <w:t>send essential account, verification, security, and support communications;</w:t>
-      </w:r>
-    </w:p>
-    <w:p>
-      <w:pPr>
-        <w:pStyle w:val="ListBullet"/>
-        <w:keepLines/>
-      </w:pPr>
-      <w:r>
-        <w:rPr>
-          <w:rFonts w:ascii="Calibri" w:hAnsi="Calibri"/>
-          <w:color w:val="242B31"/>
-          <w:sz w:val="22"/>
-        </w:rPr>
-        <w:t>maintain, troubleshoot, and improve the reliability and security of KreateKaro;</w:t>
-      </w:r>
-    </w:p>
-    <w:p>
-      <w:pPr>
-        <w:pStyle w:val="ListBullet"/>
-        <w:keepLines/>
-      </w:pPr>
-      <w:r>
-        <w:rPr>
-          <w:rFonts w:ascii="Calibri" w:hAnsi="Calibri"/>
-          <w:color w:val="242B31"/>
-          <w:sz w:val="22"/>
-        </w:rPr>
-        <w:t>comply with applicable legal obligations and enforce applicable terms.</w:t>
-      </w:r>
-    </w:p>
-    <w:p>
-      <w:pPr>
-        <w:pStyle w:val="Heading1"/>
-        <w:keepNext/>
-      </w:pPr>
-      <w:r>
-        <w:rPr>
-          <w:rFonts w:ascii="Calibri" w:hAnsi="Calibri"/>
-          <w:b/>
-          <w:color w:val="0D7A75"/>
-          <w:sz w:val="32"/>
-        </w:rPr>
-        <w:t>5. Where information is stored</w:t>
+        <w:t>2. Privacy Policy</w:t>
       </w:r>
     </w:p>
     <w:p>
@@ -877,782 +104,10 @@
       <w:r>
         <w:rPr>
           <w:rFonts w:ascii="Calibri" w:hAnsi="Calibri"/>
-          <w:color w:val="242B31"/>
+          <w:color w:val="000000"/>
           <w:sz w:val="22"/>
         </w:rPr>
-        <w:t>KreateKaro uses a mix of local browser storage and cloud services. The difference matters: local storage is kept in your browser; cloud-saved data is sent to KreateKaro services so it can be available when you sign in.</w:t>
-      </w:r>
-    </w:p>
-    <w:tbl>
-      <w:tblPr>
-        <w:tblStyle w:val="TableGrid"/>
-        <w:tblW w:type="dxa" w:w="9360"/>
-        <w:jc w:val="left"/>
-        <w:tblLayout w:type="fixed"/>
-        <w:tblLook w:firstColumn="1" w:firstRow="1" w:lastColumn="0" w:lastRow="0" w:noHBand="0" w:noVBand="1" w:val="04A0"/>
-        <w:tblInd w:w="120" w:type="dxa"/>
-      </w:tblPr>
-      <w:tblGrid>
-        <w:gridCol w:w="2100"/>
-        <w:gridCol w:w="3650"/>
-        <w:gridCol w:w="3610"/>
-      </w:tblGrid>
-      <w:tr>
-        <w:trPr>
-          <w:tblHeader w:val="true"/>
-        </w:trPr>
-        <w:tc>
-          <w:tcPr>
-            <w:tcW w:type="dxa" w:w="2100"/>
-            <w:vAlign w:val="top"/>
-            <w:shd w:fill="173A40"/>
-          </w:tcPr>
-          <w:p>
-            <w:pPr>
-              <w:spacing w:after="0"/>
-            </w:pPr>
-            <w:r>
-              <w:rPr>
-                <w:rFonts w:ascii="Calibri" w:hAnsi="Calibri"/>
-                <w:b/>
-                <w:color w:val="FFFFFF"/>
-                <w:sz w:val="19"/>
-              </w:rPr>
-              <w:t>Location / service</w:t>
-            </w:r>
-          </w:p>
-        </w:tc>
-        <w:tc>
-          <w:tcPr>
-            <w:tcW w:type="dxa" w:w="3650"/>
-            <w:vAlign w:val="top"/>
-            <w:shd w:fill="173A40"/>
-          </w:tcPr>
-          <w:p>
-            <w:pPr>
-              <w:spacing w:after="0"/>
-            </w:pPr>
-            <w:r>
-              <w:rPr>
-                <w:rFonts w:ascii="Calibri" w:hAnsi="Calibri"/>
-                <w:b/>
-                <w:color w:val="FFFFFF"/>
-                <w:sz w:val="19"/>
-              </w:rPr>
-              <w:t>Information handled</w:t>
-            </w:r>
-          </w:p>
-        </w:tc>
-        <w:tc>
-          <w:tcPr>
-            <w:tcW w:type="dxa" w:w="3610"/>
-            <w:vAlign w:val="top"/>
-            <w:shd w:fill="173A40"/>
-          </w:tcPr>
-          <w:p>
-            <w:pPr>
-              <w:spacing w:after="0"/>
-            </w:pPr>
-            <w:r>
-              <w:rPr>
-                <w:rFonts w:ascii="Calibri" w:hAnsi="Calibri"/>
-                <w:b/>
-                <w:color w:val="FFFFFF"/>
-                <w:sz w:val="19"/>
-              </w:rPr>
-              <w:t>Your control</w:t>
-            </w:r>
-          </w:p>
-        </w:tc>
-      </w:tr>
-      <w:tr>
-        <w:tc>
-          <w:tcPr>
-            <w:tcW w:type="dxa" w:w="2100"/>
-          </w:tcPr>
-          <w:p>
-            <w:pPr>
-              <w:spacing w:after="0"/>
-            </w:pPr>
-            <w:r>
-              <w:rPr>
-                <w:rFonts w:ascii="Calibri" w:hAnsi="Calibri"/>
-                <w:color w:val="242B31"/>
-                <w:sz w:val="18"/>
-              </w:rPr>
-              <w:t>Your browser</w:t>
-            </w:r>
-          </w:p>
-        </w:tc>
-        <w:tc>
-          <w:tcPr>
-            <w:tcW w:type="dxa" w:w="3650"/>
-          </w:tcPr>
-          <w:p>
-            <w:pPr>
-              <w:spacing w:after="0"/>
-            </w:pPr>
-            <w:r>
-              <w:rPr>
-                <w:rFonts w:ascii="Calibri" w:hAnsi="Calibri"/>
-                <w:color w:val="242B31"/>
-                <w:sz w:val="18"/>
-              </w:rPr>
-              <w:t>Editor drafts and settings may be stored in local storage. Uploaded custom 3D asset files are stored in IndexedDB under the KreateKaro browser database.</w:t>
-            </w:r>
-          </w:p>
-        </w:tc>
-        <w:tc>
-          <w:tcPr>
-            <w:tcW w:type="dxa" w:w="3610"/>
-          </w:tcPr>
-          <w:p>
-            <w:pPr>
-              <w:spacing w:after="0"/>
-            </w:pPr>
-            <w:r>
-              <w:rPr>
-                <w:rFonts w:ascii="Calibri" w:hAnsi="Calibri"/>
-                <w:color w:val="242B31"/>
-                <w:sz w:val="18"/>
-              </w:rPr>
-              <w:t>Clear browser site data, remove local items in the editor, or use browser privacy controls. Clearing browser data may remove locally stored work.</w:t>
-            </w:r>
-          </w:p>
-        </w:tc>
-      </w:tr>
-      <w:tr>
-        <w:tc>
-          <w:tcPr>
-            <w:tcW w:type="dxa" w:w="2100"/>
-            <w:shd w:fill="F4F6F7"/>
-          </w:tcPr>
-          <w:p>
-            <w:pPr>
-              <w:spacing w:after="0"/>
-            </w:pPr>
-            <w:r>
-              <w:rPr>
-                <w:rFonts w:ascii="Calibri" w:hAnsi="Calibri"/>
-                <w:color w:val="242B31"/>
-                <w:sz w:val="18"/>
-              </w:rPr>
-              <w:t>Cloudflare Pages / Workers</w:t>
-            </w:r>
-          </w:p>
-        </w:tc>
-        <w:tc>
-          <w:tcPr>
-            <w:tcW w:type="dxa" w:w="3650"/>
-            <w:shd w:fill="F4F6F7"/>
-          </w:tcPr>
-          <w:p>
-            <w:pPr>
-              <w:spacing w:after="0"/>
-            </w:pPr>
-            <w:r>
-              <w:rPr>
-                <w:rFonts w:ascii="Calibri" w:hAnsi="Calibri"/>
-                <w:color w:val="242B31"/>
-                <w:sz w:val="18"/>
-              </w:rPr>
-              <w:t>Website delivery, KreateKaro API requests, authentication endpoints, and service security/operational processing.</w:t>
-            </w:r>
-          </w:p>
-        </w:tc>
-        <w:tc>
-          <w:tcPr>
-            <w:tcW w:type="dxa" w:w="3610"/>
-            <w:shd w:fill="F4F6F7"/>
-          </w:tcPr>
-          <w:p>
-            <w:pPr>
-              <w:spacing w:after="0"/>
-            </w:pPr>
-            <w:r>
-              <w:rPr>
-                <w:rFonts w:ascii="Calibri" w:hAnsi="Calibri"/>
-                <w:color w:val="242B31"/>
-                <w:sz w:val="18"/>
-              </w:rPr>
-              <w:t>Use the service, contact KreateKaro with a privacy request, or avoid cloud features.</w:t>
-            </w:r>
-          </w:p>
-        </w:tc>
-      </w:tr>
-      <w:tr>
-        <w:tc>
-          <w:tcPr>
-            <w:tcW w:type="dxa" w:w="2100"/>
-          </w:tcPr>
-          <w:p>
-            <w:pPr>
-              <w:spacing w:after="0"/>
-            </w:pPr>
-            <w:r>
-              <w:rPr>
-                <w:rFonts w:ascii="Calibri" w:hAnsi="Calibri"/>
-                <w:color w:val="242B31"/>
-                <w:sz w:val="18"/>
-              </w:rPr>
-              <w:t>Cloudflare D1 database</w:t>
-            </w:r>
-          </w:p>
-        </w:tc>
-        <w:tc>
-          <w:tcPr>
-            <w:tcW w:type="dxa" w:w="3650"/>
-          </w:tcPr>
-          <w:p>
-            <w:pPr>
-              <w:spacing w:after="0"/>
-            </w:pPr>
-            <w:r>
-              <w:rPr>
-                <w:rFonts w:ascii="Calibri" w:hAnsi="Calibri"/>
-                <w:color w:val="242B31"/>
-                <w:sz w:val="18"/>
-              </w:rPr>
-              <w:t>Account records, session records, and cloud-saved design/project data.</w:t>
-            </w:r>
-          </w:p>
-        </w:tc>
-        <w:tc>
-          <w:tcPr>
-            <w:tcW w:type="dxa" w:w="3610"/>
-          </w:tcPr>
-          <w:p>
-            <w:pPr>
-              <w:spacing w:after="0"/>
-            </w:pPr>
-            <w:r>
-              <w:rPr>
-                <w:rFonts w:ascii="Calibri" w:hAnsi="Calibri"/>
-                <w:color w:val="242B31"/>
-                <w:sz w:val="18"/>
-              </w:rPr>
-              <w:t>Manage and delete individual cloud designs in the editor. Contact KreateKaro to request account-level assistance.</w:t>
-            </w:r>
-          </w:p>
-        </w:tc>
-      </w:tr>
-      <w:tr>
-        <w:tc>
-          <w:tcPr>
-            <w:tcW w:type="dxa" w:w="2100"/>
-            <w:shd w:fill="F4F6F7"/>
-          </w:tcPr>
-          <w:p>
-            <w:pPr>
-              <w:spacing w:after="0"/>
-            </w:pPr>
-            <w:r>
-              <w:rPr>
-                <w:rFonts w:ascii="Calibri" w:hAnsi="Calibri"/>
-                <w:color w:val="242B31"/>
-                <w:sz w:val="18"/>
-              </w:rPr>
-              <w:t>Google OAuth (optional)</w:t>
-            </w:r>
-          </w:p>
-        </w:tc>
-        <w:tc>
-          <w:tcPr>
-            <w:tcW w:type="dxa" w:w="3650"/>
-            <w:shd w:fill="F4F6F7"/>
-          </w:tcPr>
-          <w:p>
-            <w:pPr>
-              <w:spacing w:after="0"/>
-            </w:pPr>
-            <w:r>
-              <w:rPr>
-                <w:rFonts w:ascii="Calibri" w:hAnsi="Calibri"/>
-                <w:color w:val="242B31"/>
-                <w:sz w:val="18"/>
-              </w:rPr>
-              <w:t>Information needed to complete Google sign-in, if you choose that sign-in method.</w:t>
-            </w:r>
-          </w:p>
-        </w:tc>
-        <w:tc>
-          <w:tcPr>
-            <w:tcW w:type="dxa" w:w="3610"/>
-            <w:shd w:fill="F4F6F7"/>
-          </w:tcPr>
-          <w:p>
-            <w:pPr>
-              <w:spacing w:after="0"/>
-            </w:pPr>
-            <w:r>
-              <w:rPr>
-                <w:rFonts w:ascii="Calibri" w:hAnsi="Calibri"/>
-                <w:color w:val="242B31"/>
-                <w:sz w:val="18"/>
-              </w:rPr>
-              <w:t>Use email/password instead where available; manage Google account permissions through Google.</w:t>
-            </w:r>
-          </w:p>
-        </w:tc>
-      </w:tr>
-      <w:tr>
-        <w:tc>
-          <w:tcPr>
-            <w:tcW w:type="dxa" w:w="2100"/>
-          </w:tcPr>
-          <w:p>
-            <w:pPr>
-              <w:spacing w:after="0"/>
-            </w:pPr>
-            <w:r>
-              <w:rPr>
-                <w:rFonts w:ascii="Calibri" w:hAnsi="Calibri"/>
-                <w:color w:val="242B31"/>
-                <w:sz w:val="18"/>
-              </w:rPr>
-              <w:t>Resend email service</w:t>
-            </w:r>
-          </w:p>
-        </w:tc>
-        <w:tc>
-          <w:tcPr>
-            <w:tcW w:type="dxa" w:w="3650"/>
-          </w:tcPr>
-          <w:p>
-            <w:pPr>
-              <w:spacing w:after="0"/>
-            </w:pPr>
-            <w:r>
-              <w:rPr>
-                <w:rFonts w:ascii="Calibri" w:hAnsi="Calibri"/>
-                <w:color w:val="242B31"/>
-                <w:sz w:val="18"/>
-              </w:rPr>
-              <w:t>Recipient email address and verification/transactional email content required for account verification or password recovery.</w:t>
-            </w:r>
-          </w:p>
-        </w:tc>
-        <w:tc>
-          <w:tcPr>
-            <w:tcW w:type="dxa" w:w="3610"/>
-          </w:tcPr>
-          <w:p>
-            <w:pPr>
-              <w:spacing w:after="0"/>
-            </w:pPr>
-            <w:r>
-              <w:rPr>
-                <w:rFonts w:ascii="Calibri" w:hAnsi="Calibri"/>
-                <w:color w:val="242B31"/>
-                <w:sz w:val="18"/>
-              </w:rPr>
-              <w:t>Do not request the relevant email flow; contact KreateKaro about account data.</w:t>
-            </w:r>
-          </w:p>
-        </w:tc>
-      </w:tr>
-    </w:tbl>
-    <w:p>
-      <w:pPr>
-        <w:spacing w:after="40"/>
-      </w:pPr>
-    </w:p>
-    <w:p>
-      <w:pPr>
-        <w:pStyle w:val="Heading1"/>
-        <w:keepNext/>
-      </w:pPr>
-      <w:r>
-        <w:rPr>
-          <w:rFonts w:ascii="Calibri" w:hAnsi="Calibri"/>
-          <w:b/>
-          <w:color w:val="0D7A75"/>
-          <w:sz w:val="32"/>
-        </w:rPr>
-        <w:t>6. Cookies and sessions</w:t>
-      </w:r>
-    </w:p>
-    <w:p>
-      <w:pPr>
-        <w:keepLines/>
-      </w:pPr>
-      <w:r>
-        <w:rPr>
-          <w:rFonts w:ascii="Calibri" w:hAnsi="Calibri"/>
-          <w:color w:val="242B31"/>
-          <w:sz w:val="22"/>
-        </w:rPr>
-        <w:t>The currently verified cloud authentication implementation sets a first-party session cookie called session. It contains a random session identifier, not a password. It is marked HttpOnly, Secure, SameSite=Lax, Path=/, and has a maximum lifetime of 30 days. It is used only to keep an authenticated user signed in and to authorise requests to KreateKaro cloud features.</w:t>
-      </w:r>
-    </w:p>
-    <w:p>
-      <w:pPr>
-        <w:keepLines/>
-      </w:pPr>
-      <w:r>
-        <w:rPr>
-          <w:rFonts w:ascii="Calibri" w:hAnsi="Calibri"/>
-          <w:color w:val="242B31"/>
-          <w:sz w:val="22"/>
-        </w:rPr>
-        <w:t>Browser-stored editor data is described in Section 5. KreateKaro should publish and maintain a separate Cookie Policy whenever it adds consent preferences, analytics, advertising, or other non-essential browser storage.</w:t>
-      </w:r>
-    </w:p>
-    <w:tbl>
-      <w:tblPr>
-        <w:tblW w:type="dxa" w:w="9360"/>
-        <w:jc w:val="left"/>
-        <w:tblLayout w:type="fixed"/>
-        <w:tblLook w:firstColumn="1" w:firstRow="1" w:lastColumn="0" w:lastRow="0" w:noHBand="0" w:noVBand="1" w:val="04A0"/>
-        <w:tblInd w:w="120" w:type="dxa"/>
-      </w:tblPr>
-      <w:tblGrid>
-        <w:gridCol w:w="9360"/>
-      </w:tblGrid>
-      <w:tr>
-        <w:trPr>
-          <w:tblHeader w:val="true"/>
-        </w:trPr>
-        <w:tc>
-          <w:tcPr>
-            <w:tcW w:type="dxa" w:w="9360"/>
-            <w:vAlign w:val="top"/>
-            <w:shd w:fill="EAF3F2"/>
-          </w:tcPr>
-          <w:p>
-            <w:pPr>
-              <w:spacing w:after="40"/>
-            </w:pPr>
-            <w:r>
-              <w:rPr>
-                <w:rFonts w:ascii="Calibri" w:hAnsi="Calibri"/>
-                <w:b/>
-                <w:color w:val="173A40"/>
-                <w:sz w:val="21"/>
-              </w:rPr>
-              <w:t xml:space="preserve">No analytics claim: </w:t>
-            </w:r>
-            <w:r>
-              <w:rPr>
-                <w:rFonts w:ascii="Calibri" w:hAnsi="Calibri"/>
-                <w:color w:val="173A40"/>
-                <w:sz w:val="21"/>
-              </w:rPr>
-              <w:t>The reviewed implementation did not include Google Analytics or a consent-banner component. This policy therefore does not state that analytics is active. If analytics is introduced, update the Cookie Policy and obtain consent where required before loading it.</w:t>
-            </w:r>
-          </w:p>
-        </w:tc>
-      </w:tr>
-    </w:tbl>
-    <w:p>
-      <w:pPr>
-        <w:spacing w:after="40"/>
-      </w:pPr>
-    </w:p>
-    <w:p>
-      <w:pPr>
-        <w:pStyle w:val="Heading1"/>
-        <w:keepNext/>
-      </w:pPr>
-      <w:r>
-        <w:rPr>
-          <w:rFonts w:ascii="Calibri" w:hAnsi="Calibri"/>
-          <w:b/>
-          <w:color w:val="0D7A75"/>
-          <w:sz w:val="32"/>
-        </w:rPr>
-        <w:t>7. When we share information</w:t>
-      </w:r>
-    </w:p>
-    <w:p>
-      <w:pPr>
-        <w:keepLines/>
-      </w:pPr>
-      <w:r>
-        <w:rPr>
-          <w:rFonts w:ascii="Calibri" w:hAnsi="Calibri"/>
-          <w:color w:val="242B31"/>
-          <w:sz w:val="22"/>
-        </w:rPr>
-        <w:t>We do not sell, trade, or rent personal information. We may share information with service providers that help operate KreateKaro, only as needed for the purposes described in this policy and subject to appropriate contractual, security, and confidentiality safeguards where required.</w:t>
-      </w:r>
-    </w:p>
-    <w:p>
-      <w:pPr>
-        <w:keepLines/>
-      </w:pPr>
-      <w:r>
-        <w:rPr>
-          <w:rFonts w:ascii="Calibri" w:hAnsi="Calibri"/>
-          <w:color w:val="242B31"/>
-          <w:sz w:val="22"/>
-        </w:rPr>
-        <w:t>The confirmed service-provider categories for the reviewed version are Cloudflare (hosting, Workers, and D1 database), Google (optional OAuth sign-in), and Resend (transactional email delivery). We may also disclose information where required by law, to protect rights and security, or in connection with a genuine business restructuring or transfer, subject to applicable law.</w:t>
-      </w:r>
-    </w:p>
-    <w:p>
-      <w:pPr>
-        <w:pStyle w:val="Heading1"/>
-        <w:keepNext/>
-      </w:pPr>
-      <w:r>
-        <w:rPr>
-          <w:rFonts w:ascii="Calibri" w:hAnsi="Calibri"/>
-          <w:b/>
-          <w:color w:val="0D7A75"/>
-          <w:sz w:val="32"/>
-        </w:rPr>
-        <w:t>8. Data retention</w:t>
-      </w:r>
-    </w:p>
-    <w:p>
-      <w:pPr>
-        <w:keepLines/>
-      </w:pPr>
-      <w:r>
-        <w:rPr>
-          <w:rFonts w:ascii="Calibri" w:hAnsi="Calibri"/>
-          <w:color w:val="242B31"/>
-          <w:sz w:val="22"/>
-        </w:rPr>
-        <w:t>We keep information only for as long as reasonably necessary to provide the service, meet legal/accounting/security needs, resolve disputes, and enforce agreements. The reviewed implementation retains an active login session for up to 30 days unless it is signed out or otherwise invalidated. Cloud designs remain available until you delete them or the account is deleted, subject to any necessary backup, security, or legal retention period.</w:t>
-      </w:r>
-    </w:p>
-    <w:p>
-      <w:pPr>
-        <w:keepLines/>
-      </w:pPr>
-      <w:r>
-        <w:rPr>
-          <w:rFonts w:ascii="Calibri" w:hAnsi="Calibri"/>
-          <w:color w:val="242B31"/>
-          <w:sz w:val="22"/>
-        </w:rPr>
-        <w:t>Before publication, DEKODE should approve a written retention schedule for accounts, cloud designs, logs, backups, and support communications, including deletion timelines.</w:t>
-      </w:r>
-    </w:p>
-    <w:p>
-      <w:pPr>
-        <w:pStyle w:val="Heading1"/>
-        <w:keepNext/>
-      </w:pPr>
-      <w:r>
-        <w:rPr>
-          <w:rFonts w:ascii="Calibri" w:hAnsi="Calibri"/>
-          <w:b/>
-          <w:color w:val="0D7A75"/>
-          <w:sz w:val="32"/>
-        </w:rPr>
-        <w:t>9. Security</w:t>
-      </w:r>
-    </w:p>
-    <w:p>
-      <w:pPr>
-        <w:keepLines/>
-      </w:pPr>
-      <w:r>
-        <w:rPr>
-          <w:rFonts w:ascii="Calibri" w:hAnsi="Calibri"/>
-          <w:color w:val="242B31"/>
-          <w:sz w:val="22"/>
-        </w:rPr>
-        <w:t>We use reasonable technical and organisational measures intended to protect personal information and cloud designs against unauthorised access, loss, misuse, alteration, or disclosure. These include access controls, authenticated sessions, email verification, and use of managed infrastructure. No internet service can guarantee absolute security; you should use a strong, unique password and keep your account credentials confidential.</w:t>
-      </w:r>
-    </w:p>
-    <w:p>
-      <w:pPr>
-        <w:pStyle w:val="Heading1"/>
-        <w:keepNext/>
-      </w:pPr>
-      <w:r>
-        <w:rPr>
-          <w:rFonts w:ascii="Calibri" w:hAnsi="Calibri"/>
-          <w:b/>
-          <w:color w:val="0D7A75"/>
-          <w:sz w:val="32"/>
-        </w:rPr>
-        <w:t>10. Your choices and rights</w:t>
-      </w:r>
-    </w:p>
-    <w:p>
-      <w:pPr>
-        <w:keepLines/>
-      </w:pPr>
-      <w:r>
-        <w:rPr>
-          <w:rFonts w:ascii="Calibri" w:hAnsi="Calibri"/>
-          <w:color w:val="242B31"/>
-          <w:sz w:val="22"/>
-        </w:rPr>
-        <w:t>Depending on your location and applicable law, you may have rights to request access to, correction of, deletion of, restriction of, or a copy of your personal information, and to object to certain processing. You may also have the right to complain to a relevant privacy regulator.</w:t>
-      </w:r>
-    </w:p>
-    <w:p>
-      <w:pPr>
-        <w:pStyle w:val="ListBullet"/>
-        <w:keepLines/>
-      </w:pPr>
-      <w:r>
-        <w:rPr>
-          <w:rFonts w:ascii="Calibri" w:hAnsi="Calibri"/>
-          <w:color w:val="242B31"/>
-          <w:sz w:val="22"/>
-        </w:rPr>
-        <w:t>You can delete individual cloud designs in the KreateKaro editor.</w:t>
-      </w:r>
-    </w:p>
-    <w:p>
-      <w:pPr>
-        <w:pStyle w:val="ListBullet"/>
-        <w:keepLines/>
-      </w:pPr>
-      <w:r>
-        <w:rPr>
-          <w:rFonts w:ascii="Calibri" w:hAnsi="Calibri"/>
-          <w:color w:val="242B31"/>
-          <w:sz w:val="22"/>
-        </w:rPr>
-        <w:t>You can sign out to end the current browser session.</w:t>
-      </w:r>
-    </w:p>
-    <w:p>
-      <w:pPr>
-        <w:pStyle w:val="ListBullet"/>
-        <w:keepLines/>
-      </w:pPr>
-      <w:r>
-        <w:rPr>
-          <w:rFonts w:ascii="Calibri" w:hAnsi="Calibri"/>
-          <w:color w:val="242B31"/>
-          <w:sz w:val="22"/>
-        </w:rPr>
-        <w:t>You can clear local drafts, preferences, and custom assets through your browser site-data controls; this may permanently remove local work.</w:t>
-      </w:r>
-    </w:p>
-    <w:p>
-      <w:pPr>
-        <w:pStyle w:val="ListBullet"/>
-        <w:keepLines/>
-      </w:pPr>
-      <w:r>
-        <w:rPr>
-          <w:rFonts w:ascii="Calibri" w:hAnsi="Calibri"/>
-          <w:color w:val="242B31"/>
-          <w:sz w:val="22"/>
-        </w:rPr>
-        <w:t>For account or privacy requests, contact support@kreatekaro.co and include enough information for us to verify your identity safely.</w:t>
-      </w:r>
-    </w:p>
-    <w:p>
-      <w:pPr>
-        <w:pStyle w:val="Heading1"/>
-        <w:keepNext/>
-      </w:pPr>
-      <w:r>
-        <w:rPr>
-          <w:rFonts w:ascii="Calibri" w:hAnsi="Calibri"/>
-          <w:b/>
-          <w:color w:val="0D7A75"/>
-          <w:sz w:val="32"/>
-        </w:rPr>
-        <w:t>11. International processing</w:t>
-      </w:r>
-    </w:p>
-    <w:p>
-      <w:pPr>
-        <w:keepLines/>
-      </w:pPr>
-      <w:r>
-        <w:rPr>
-          <w:rFonts w:ascii="Calibri" w:hAnsi="Calibri"/>
-          <w:color w:val="242B31"/>
-          <w:sz w:val="22"/>
-        </w:rPr>
-        <w:t>KreateKaro and its service providers may process information in countries other than the country where you live. Where required, we will use appropriate safeguards for cross-border transfers. Before publication, DEKODE should confirm the relevant provider data-location options, contractual transfer mechanisms, and the jurisdictions in which KreateKaro is offered.</w:t>
-      </w:r>
-    </w:p>
-    <w:p>
-      <w:pPr>
-        <w:pStyle w:val="Heading1"/>
-        <w:keepNext/>
-      </w:pPr>
-      <w:r>
-        <w:rPr>
-          <w:rFonts w:ascii="Calibri" w:hAnsi="Calibri"/>
-          <w:b/>
-          <w:color w:val="0D7A75"/>
-          <w:sz w:val="32"/>
-        </w:rPr>
-        <w:t>12. Children</w:t>
-      </w:r>
-    </w:p>
-    <w:p>
-      <w:pPr>
-        <w:keepLines/>
-      </w:pPr>
-      <w:r>
-        <w:rPr>
-          <w:rFonts w:ascii="Calibri" w:hAnsi="Calibri"/>
-          <w:color w:val="242B31"/>
-          <w:sz w:val="22"/>
-        </w:rPr>
-        <w:t>KreateKaro is not intended for children. Do not use the service if you are under the minimum age required by applicable law to consent to data processing in your location. If you believe a child has provided personal information, contact us so we can review and take appropriate action.</w:t>
-      </w:r>
-    </w:p>
-    <w:p>
-      <w:pPr>
-        <w:pStyle w:val="Heading1"/>
-        <w:keepNext/>
-      </w:pPr>
-      <w:r>
-        <w:rPr>
-          <w:rFonts w:ascii="Calibri" w:hAnsi="Calibri"/>
-          <w:b/>
-          <w:color w:val="0D7A75"/>
-          <w:sz w:val="32"/>
-        </w:rPr>
-        <w:t>13. Changes to this policy</w:t>
-      </w:r>
-    </w:p>
-    <w:p>
-      <w:pPr>
-        <w:keepLines/>
-      </w:pPr>
-      <w:r>
-        <w:rPr>
-          <w:rFonts w:ascii="Calibri" w:hAnsi="Calibri"/>
-          <w:color w:val="242B31"/>
-          <w:sz w:val="22"/>
-        </w:rPr>
-        <w:t>We may update this policy when KreateKaro, our providers, or applicable legal requirements change. We will post the updated version with a revised effective date. Where a material change requires notice or renewed consent, we will provide it as required by applicable law.</w:t>
-      </w:r>
-    </w:p>
-    <w:p>
-      <w:pPr>
-        <w:pStyle w:val="Heading1"/>
-        <w:keepNext/>
-      </w:pPr>
-      <w:r>
-        <w:rPr>
-          <w:rFonts w:ascii="Calibri" w:hAnsi="Calibri"/>
-          <w:b/>
-          <w:color w:val="0D7A75"/>
-          <w:sz w:val="32"/>
-        </w:rPr>
-        <w:t>14. Contact</w:t>
-      </w:r>
-    </w:p>
-    <w:p>
-      <w:pPr>
-        <w:keepLines/>
-      </w:pPr>
-      <w:r>
-        <w:rPr>
-          <w:rFonts w:ascii="Calibri" w:hAnsi="Calibri"/>
-          <w:color w:val="242B31"/>
-          <w:sz w:val="22"/>
-        </w:rPr>
-        <w:t>For privacy questions or requests, contact: support@kreatekaro.co. You may also contact DEKODE at contactus@dekodeglobal.com. Before publication, replace or supplement these details with the responsible legal entity name, registered address, and privacy-officer/DPO contact details if applicable.</w:t>
+        <w:t>3. Terms of Service</w:t>
       </w:r>
     </w:p>
     <w:p>
@@ -1669,22 +124,74 @@
         <w:rPr>
           <w:rFonts w:ascii="Calibri" w:hAnsi="Calibri"/>
           <w:b/>
-          <w:color w:val="0D7A75"/>
+          <w:color w:val="000000"/>
           <w:sz w:val="32"/>
         </w:rPr>
-        <w:t>Publication checklist (internal)</w:t>
+        <w:t>1. Cookie Policy</w:t>
+      </w:r>
+    </w:p>
+    <w:p>
+      <w:pPr>
+        <w:keepLines/>
+      </w:pPr>
+      <w:r>
+        <w:rPr>
+          <w:rFonts w:ascii="Calibri" w:hAnsi="Calibri"/>
+          <w:color w:val="000000"/>
+          <w:sz w:val="22"/>
+        </w:rPr>
+        <w:t>This Cookie Policy explains the cookies and similar browser-storage technologies used by KreateKaro. Cookies are small text files stored by a browser. Similar technologies include local storage and IndexedDB.</w:t>
+      </w:r>
+    </w:p>
+    <w:p>
+      <w:pPr>
+        <w:pStyle w:val="Heading2"/>
+        <w:keepNext/>
+      </w:pPr>
+      <w:r>
+        <w:rPr>
+          <w:rFonts w:ascii="Calibri" w:hAnsi="Calibri"/>
+          <w:b/>
+          <w:color w:val="000000"/>
+          <w:sz w:val="26"/>
+        </w:rPr>
+        <w:t>1.1 Necessary cookies</w:t>
+      </w:r>
+    </w:p>
+    <w:p>
+      <w:pPr>
+        <w:keepLines/>
+      </w:pPr>
+      <w:r>
+        <w:rPr>
+          <w:rFonts w:ascii="Calibri" w:hAnsi="Calibri"/>
+          <w:color w:val="000000"/>
+          <w:sz w:val="22"/>
+        </w:rPr>
+        <w:t>KreateKaro uses a necessary session cookie when a user signs in. It is required to keep the user authenticated and to secure access to cloud designs and account features. It is not used for advertising or analytics.</w:t>
       </w:r>
     </w:p>
     <w:tbl>
       <w:tblPr>
-        <w:tblW w:type="dxa" w:w="9360"/>
+        <w:tblW w:type="auto" w:w="0"/>
         <w:jc w:val="left"/>
         <w:tblLayout w:type="fixed"/>
         <w:tblLook w:firstColumn="1" w:firstRow="1" w:lastColumn="0" w:lastRow="0" w:noHBand="0" w:noVBand="1" w:val="04A0"/>
-        <w:tblInd w:w="120" w:type="dxa"/>
+        <w:tblW w:w="9360" w:type="dxa"/>
+        <w:tblBorders>
+          <w:top w:val="single" w:sz="6" w:color="D9D9D9"/>
+          <w:left w:val="single" w:sz="6" w:color="D9D9D9"/>
+          <w:bottom w:val="single" w:sz="6" w:color="D9D9D9"/>
+          <w:right w:val="single" w:sz="6" w:color="D9D9D9"/>
+          <w:insideH w:val="single" w:sz="6" w:color="D9D9D9"/>
+          <w:insideV w:val="single" w:sz="6" w:color="D9D9D9"/>
+        </w:tblBorders>
       </w:tblPr>
       <w:tblGrid>
-        <w:gridCol w:w="9360"/>
+        <w:gridCol w:w="1200"/>
+        <w:gridCol w:w="2900"/>
+        <w:gridCol w:w="3400"/>
+        <w:gridCol w:w="1860"/>
       </w:tblGrid>
       <w:tr>
         <w:trPr>
@@ -1692,9 +199,10 @@
         </w:trPr>
         <w:tc>
           <w:tcPr>
-            <w:tcW w:type="dxa" w:w="9360"/>
-            <w:vAlign w:val="top"/>
-            <w:shd w:fill="EAF3F2"/>
+            <w:tcW w:type="dxa" w:w="2340"/>
+            <w:tcW w:w="1200" w:type="dxa"/>
+            <w:vAlign w:val="center"/>
+            <w:shd w:fill="173A40"/>
           </w:tcPr>
           <w:p>
             <w:pPr>
@@ -1704,18 +212,150 @@
               <w:rPr>
                 <w:rFonts w:ascii="Calibri" w:hAnsi="Calibri"/>
                 <w:b/>
-                <w:color w:val="173A40"/>
-                <w:sz w:val="21"/>
+                <w:color w:val="FFFFFF"/>
+                <w:sz w:val="19"/>
               </w:rPr>
-              <w:t xml:space="preserve">Internal use only: </w:t>
+              <w:t>Name</w:t>
             </w:r>
+          </w:p>
+        </w:tc>
+        <w:tc>
+          <w:tcPr>
+            <w:tcW w:type="dxa" w:w="2340"/>
+            <w:tcW w:w="2900" w:type="dxa"/>
+            <w:vAlign w:val="center"/>
+            <w:shd w:fill="173A40"/>
+          </w:tcPr>
+          <w:p>
+            <w:pPr>
+              <w:spacing w:after="40"/>
+            </w:pPr>
             <w:r>
               <w:rPr>
                 <w:rFonts w:ascii="Calibri" w:hAnsi="Calibri"/>
-                <w:color w:val="173A40"/>
-                <w:sz w:val="21"/>
+                <w:b/>
+                <w:color w:val="FFFFFF"/>
+                <w:sz w:val="19"/>
               </w:rPr>
-              <w:t>Remove this checklist from the public web-policy version, or retain it only in internal policy records.</w:t>
+              <w:t>What it stores</w:t>
+            </w:r>
+          </w:p>
+        </w:tc>
+        <w:tc>
+          <w:tcPr>
+            <w:tcW w:type="dxa" w:w="2340"/>
+            <w:tcW w:w="3400" w:type="dxa"/>
+            <w:vAlign w:val="center"/>
+            <w:shd w:fill="173A40"/>
+          </w:tcPr>
+          <w:p>
+            <w:pPr>
+              <w:spacing w:after="40"/>
+            </w:pPr>
+            <w:r>
+              <w:rPr>
+                <w:rFonts w:ascii="Calibri" w:hAnsi="Calibri"/>
+                <w:b/>
+                <w:color w:val="FFFFFF"/>
+                <w:sz w:val="19"/>
+              </w:rPr>
+              <w:t>Purpose</w:t>
+            </w:r>
+          </w:p>
+        </w:tc>
+        <w:tc>
+          <w:tcPr>
+            <w:tcW w:type="dxa" w:w="2340"/>
+            <w:tcW w:w="1860" w:type="dxa"/>
+            <w:vAlign w:val="center"/>
+            <w:shd w:fill="173A40"/>
+          </w:tcPr>
+          <w:p>
+            <w:pPr>
+              <w:spacing w:after="40"/>
+            </w:pPr>
+            <w:r>
+              <w:rPr>
+                <w:rFonts w:ascii="Calibri" w:hAnsi="Calibri"/>
+                <w:b/>
+                <w:color w:val="FFFFFF"/>
+                <w:sz w:val="19"/>
+              </w:rPr>
+              <w:t>Lifetime</w:t>
+            </w:r>
+          </w:p>
+        </w:tc>
+      </w:tr>
+      <w:tr>
+        <w:tc>
+          <w:tcPr>
+            <w:tcW w:type="dxa" w:w="1200"/>
+          </w:tcPr>
+          <w:p>
+            <w:pPr>
+              <w:spacing w:after="40"/>
+            </w:pPr>
+            <w:r>
+              <w:rPr>
+                <w:rFonts w:ascii="Calibri" w:hAnsi="Calibri"/>
+                <w:color w:val="000000"/>
+                <w:sz w:val="18"/>
+              </w:rPr>
+              <w:t>session</w:t>
+            </w:r>
+          </w:p>
+        </w:tc>
+        <w:tc>
+          <w:tcPr>
+            <w:tcW w:type="dxa" w:w="2900"/>
+          </w:tcPr>
+          <w:p>
+            <w:pPr>
+              <w:spacing w:after="40"/>
+            </w:pPr>
+            <w:r>
+              <w:rPr>
+                <w:rFonts w:ascii="Calibri" w:hAnsi="Calibri"/>
+                <w:color w:val="000000"/>
+                <w:sz w:val="18"/>
+              </w:rPr>
+              <w:t>A randomly generated session identifier. It does not contain a password, email address, name, Google profile information, or design data.</w:t>
+            </w:r>
+          </w:p>
+        </w:tc>
+        <w:tc>
+          <w:tcPr>
+            <w:tcW w:type="dxa" w:w="3400"/>
+          </w:tcPr>
+          <w:p>
+            <w:pPr>
+              <w:spacing w:after="40"/>
+            </w:pPr>
+            <w:r>
+              <w:rPr>
+                <w:rFonts w:ascii="Calibri" w:hAnsi="Calibri"/>
+                <w:color w:val="000000"/>
+                <w:sz w:val="18"/>
+              </w:rPr>
+              <w:t>Identifies the signed-in session, authorises cloud-feature requests, and helps protect the account.</w:t>
+            </w:r>
+          </w:p>
+        </w:tc>
+        <w:tc>
+          <w:tcPr>
+            <w:tcW w:type="dxa" w:w="1860"/>
+          </w:tcPr>
+          <w:p>
+            <w:pPr>
+              <w:spacing w:after="40"/>
+            </w:pPr>
+            <w:r>
+              <w:rPr>
+                <w:rFonts w:ascii="Calibri" w:hAnsi="Calibri"/>
+                <w:color w:val="000000"/>
+                <w:sz w:val="18"/>
+              </w:rPr>
+              <w:t>Up to 30 days, or earlier if the user signs out or it is invalidated.</w:t>
             </w:r>
           </w:p>
         </w:tc>
@@ -1728,16 +368,1063 @@
     </w:p>
     <w:p>
       <w:pPr>
-        <w:pStyle w:val="ListBullet"/>
         <w:keepLines/>
       </w:pPr>
       <w:r>
         <w:rPr>
           <w:rFonts w:ascii="Calibri" w:hAnsi="Calibri"/>
-          <w:color w:val="242B31"/>
+          <w:color w:val="000000"/>
           <w:sz w:val="22"/>
         </w:rPr>
-        <w:t>Confirm the legal entity operating KreateKaro, registered address, and privacy contact.</w:t>
+        <w:t>The session identifier is matched to a server-side session record in KreateKaro's Cloudflare D1 database. That record links the session to the user account and expiry time. The cookie is configured as HttpOnly, Secure, SameSite=Lax, and Path=/.</w:t>
+      </w:r>
+    </w:p>
+    <w:p>
+      <w:pPr>
+        <w:pStyle w:val="Heading2"/>
+        <w:keepNext/>
+      </w:pPr>
+      <w:r>
+        <w:rPr>
+          <w:rFonts w:ascii="Calibri" w:hAnsi="Calibri"/>
+          <w:b/>
+          <w:color w:val="000000"/>
+          <w:sz w:val="26"/>
+        </w:rPr>
+        <w:t>1.2 Local browser storage</w:t>
+      </w:r>
+    </w:p>
+    <w:tbl>
+      <w:tblPr>
+        <w:tblW w:type="auto" w:w="0"/>
+        <w:jc w:val="left"/>
+        <w:tblLayout w:type="fixed"/>
+        <w:tblLook w:firstColumn="1" w:firstRow="1" w:lastColumn="0" w:lastRow="0" w:noHBand="0" w:noVBand="1" w:val="04A0"/>
+        <w:tblW w:w="9360" w:type="dxa"/>
+        <w:tblBorders>
+          <w:top w:val="single" w:sz="6" w:color="D9D9D9"/>
+          <w:left w:val="single" w:sz="6" w:color="D9D9D9"/>
+          <w:bottom w:val="single" w:sz="6" w:color="D9D9D9"/>
+          <w:right w:val="single" w:sz="6" w:color="D9D9D9"/>
+          <w:insideH w:val="single" w:sz="6" w:color="D9D9D9"/>
+          <w:insideV w:val="single" w:sz="6" w:color="D9D9D9"/>
+        </w:tblBorders>
+      </w:tblPr>
+      <w:tblGrid>
+        <w:gridCol w:w="1900"/>
+        <w:gridCol w:w="4100"/>
+        <w:gridCol w:w="3360"/>
+      </w:tblGrid>
+      <w:tr>
+        <w:trPr>
+          <w:tblHeader w:val="true"/>
+        </w:trPr>
+        <w:tc>
+          <w:tcPr>
+            <w:tcW w:type="dxa" w:w="3120"/>
+            <w:tcW w:w="1900" w:type="dxa"/>
+            <w:vAlign w:val="center"/>
+            <w:shd w:fill="173A40"/>
+          </w:tcPr>
+          <w:p>
+            <w:pPr>
+              <w:spacing w:after="40"/>
+            </w:pPr>
+            <w:r>
+              <w:rPr>
+                <w:rFonts w:ascii="Calibri" w:hAnsi="Calibri"/>
+                <w:b/>
+                <w:color w:val="FFFFFF"/>
+                <w:sz w:val="19"/>
+              </w:rPr>
+              <w:t>Technology</w:t>
+            </w:r>
+          </w:p>
+        </w:tc>
+        <w:tc>
+          <w:tcPr>
+            <w:tcW w:type="dxa" w:w="3120"/>
+            <w:tcW w:w="4100" w:type="dxa"/>
+            <w:vAlign w:val="center"/>
+            <w:shd w:fill="173A40"/>
+          </w:tcPr>
+          <w:p>
+            <w:pPr>
+              <w:spacing w:after="40"/>
+            </w:pPr>
+            <w:r>
+              <w:rPr>
+                <w:rFonts w:ascii="Calibri" w:hAnsi="Calibri"/>
+                <w:b/>
+                <w:color w:val="FFFFFF"/>
+                <w:sz w:val="19"/>
+              </w:rPr>
+              <w:t>Information stored</w:t>
+            </w:r>
+          </w:p>
+        </w:tc>
+        <w:tc>
+          <w:tcPr>
+            <w:tcW w:type="dxa" w:w="3120"/>
+            <w:tcW w:w="3360" w:type="dxa"/>
+            <w:vAlign w:val="center"/>
+            <w:shd w:fill="173A40"/>
+          </w:tcPr>
+          <w:p>
+            <w:pPr>
+              <w:spacing w:after="40"/>
+            </w:pPr>
+            <w:r>
+              <w:rPr>
+                <w:rFonts w:ascii="Calibri" w:hAnsi="Calibri"/>
+                <w:b/>
+                <w:color w:val="FFFFFF"/>
+                <w:sz w:val="19"/>
+              </w:rPr>
+              <w:t>Purpose</w:t>
+            </w:r>
+          </w:p>
+        </w:tc>
+      </w:tr>
+      <w:tr>
+        <w:tc>
+          <w:tcPr>
+            <w:tcW w:type="dxa" w:w="1900"/>
+          </w:tcPr>
+          <w:p>
+            <w:pPr>
+              <w:spacing w:after="40"/>
+            </w:pPr>
+            <w:r>
+              <w:rPr>
+                <w:rFonts w:ascii="Calibri" w:hAnsi="Calibri"/>
+                <w:color w:val="000000"/>
+                <w:sz w:val="18"/>
+              </w:rPr>
+              <w:t>Local storage</w:t>
+            </w:r>
+          </w:p>
+        </w:tc>
+        <w:tc>
+          <w:tcPr>
+            <w:tcW w:type="dxa" w:w="4100"/>
+          </w:tcPr>
+          <w:p>
+            <w:pPr>
+              <w:spacing w:after="40"/>
+            </w:pPr>
+            <w:r>
+              <w:rPr>
+                <w:rFonts w:ascii="Calibri" w:hAnsi="Calibri"/>
+                <w:color w:val="000000"/>
+                <w:sz w:val="18"/>
+              </w:rPr>
+              <w:t>Current editor draft, theme choice, preview-quality preference, and custom-asset metadata.</w:t>
+            </w:r>
+          </w:p>
+        </w:tc>
+        <w:tc>
+          <w:tcPr>
+            <w:tcW w:type="dxa" w:w="3360"/>
+          </w:tcPr>
+          <w:p>
+            <w:pPr>
+              <w:spacing w:after="40"/>
+            </w:pPr>
+            <w:r>
+              <w:rPr>
+                <w:rFonts w:ascii="Calibri" w:hAnsi="Calibri"/>
+                <w:color w:val="000000"/>
+                <w:sz w:val="18"/>
+              </w:rPr>
+              <w:t>Restores work and preferences on the same device.</w:t>
+            </w:r>
+          </w:p>
+        </w:tc>
+      </w:tr>
+      <w:tr>
+        <w:tc>
+          <w:tcPr>
+            <w:tcW w:type="dxa" w:w="1900"/>
+            <w:shd w:fill="F3F6F8"/>
+          </w:tcPr>
+          <w:p>
+            <w:pPr>
+              <w:spacing w:after="40"/>
+            </w:pPr>
+            <w:r>
+              <w:rPr>
+                <w:rFonts w:ascii="Calibri" w:hAnsi="Calibri"/>
+                <w:color w:val="000000"/>
+                <w:sz w:val="18"/>
+              </w:rPr>
+              <w:t>IndexedDB</w:t>
+            </w:r>
+          </w:p>
+        </w:tc>
+        <w:tc>
+          <w:tcPr>
+            <w:tcW w:type="dxa" w:w="4100"/>
+            <w:shd w:fill="F3F6F8"/>
+          </w:tcPr>
+          <w:p>
+            <w:pPr>
+              <w:spacing w:after="40"/>
+            </w:pPr>
+            <w:r>
+              <w:rPr>
+                <w:rFonts w:ascii="Calibri" w:hAnsi="Calibri"/>
+                <w:color w:val="000000"/>
+                <w:sz w:val="18"/>
+              </w:rPr>
+              <w:t>Uploaded custom 3D model files.</w:t>
+            </w:r>
+          </w:p>
+        </w:tc>
+        <w:tc>
+          <w:tcPr>
+            <w:tcW w:type="dxa" w:w="3360"/>
+            <w:shd w:fill="F3F6F8"/>
+          </w:tcPr>
+          <w:p>
+            <w:pPr>
+              <w:spacing w:after="40"/>
+            </w:pPr>
+            <w:r>
+              <w:rPr>
+                <w:rFonts w:ascii="Calibri" w:hAnsi="Calibri"/>
+                <w:color w:val="000000"/>
+                <w:sz w:val="18"/>
+              </w:rPr>
+              <w:t>Keeps custom assets available on the user's device for use in the editor.</w:t>
+            </w:r>
+          </w:p>
+        </w:tc>
+      </w:tr>
+    </w:tbl>
+    <w:p>
+      <w:pPr>
+        <w:spacing w:after="40"/>
+      </w:pPr>
+    </w:p>
+    <w:p>
+      <w:pPr>
+        <w:keepLines/>
+      </w:pPr>
+      <w:r>
+        <w:rPr>
+          <w:rFonts w:ascii="Calibri" w:hAnsi="Calibri"/>
+          <w:color w:val="000000"/>
+          <w:sz w:val="22"/>
+        </w:rPr>
+        <w:t>Local browser data remains on the device unless a user chooses a cloud-save feature. Clearing browser site data may permanently remove locally stored work.</w:t>
+      </w:r>
+    </w:p>
+    <w:p>
+      <w:pPr>
+        <w:pStyle w:val="Heading2"/>
+        <w:keepNext/>
+      </w:pPr>
+      <w:r>
+        <w:rPr>
+          <w:rFonts w:ascii="Calibri" w:hAnsi="Calibri"/>
+          <w:b/>
+          <w:color w:val="000000"/>
+          <w:sz w:val="26"/>
+        </w:rPr>
+        <w:t>1.3 Analytics cookies</w:t>
+      </w:r>
+    </w:p>
+    <w:p>
+      <w:pPr>
+        <w:keepLines/>
+      </w:pPr>
+      <w:r>
+        <w:rPr>
+          <w:rFonts w:ascii="Calibri" w:hAnsi="Calibri"/>
+          <w:color w:val="000000"/>
+          <w:sz w:val="22"/>
+        </w:rPr>
+        <w:t>KreateKaro does not currently activate Google Analytics or another optional analytics service in the reviewed implementation. If analytics is introduced later, it may be used to understand aggregate usage, improve the editor, identify technical issues, and measure feature performance. It will not be used for advertising unless this policy is updated and the required user controls are provided.</w:t>
+      </w:r>
+    </w:p>
+    <w:tbl>
+      <w:tblPr>
+        <w:tblW w:type="auto" w:w="0"/>
+        <w:jc w:val="left"/>
+        <w:tblLayout w:type="fixed"/>
+        <w:tblLook w:firstColumn="1" w:firstRow="1" w:lastColumn="0" w:lastRow="0" w:noHBand="0" w:noVBand="1" w:val="04A0"/>
+        <w:tblW w:w="9360" w:type="dxa"/>
+        <w:tblBorders>
+          <w:top w:val="single" w:sz="6" w:color="D9D9D9"/>
+          <w:left w:val="single" w:sz="6" w:color="D9D9D9"/>
+          <w:bottom w:val="single" w:sz="6" w:color="D9D9D9"/>
+          <w:right w:val="single" w:sz="6" w:color="D9D9D9"/>
+          <w:insideH w:val="single" w:sz="6" w:color="D9D9D9"/>
+          <w:insideV w:val="single" w:sz="6" w:color="D9D9D9"/>
+        </w:tblBorders>
+      </w:tblPr>
+      <w:tblGrid>
+        <w:gridCol w:w="1750"/>
+        <w:gridCol w:w="2900"/>
+        <w:gridCol w:w="2740"/>
+        <w:gridCol w:w="1970"/>
+      </w:tblGrid>
+      <w:tr>
+        <w:trPr>
+          <w:tblHeader w:val="true"/>
+        </w:trPr>
+        <w:tc>
+          <w:tcPr>
+            <w:tcW w:type="dxa" w:w="2340"/>
+            <w:tcW w:w="1750" w:type="dxa"/>
+            <w:vAlign w:val="center"/>
+            <w:shd w:fill="173A40"/>
+          </w:tcPr>
+          <w:p>
+            <w:pPr>
+              <w:spacing w:after="40"/>
+            </w:pPr>
+            <w:r>
+              <w:rPr>
+                <w:rFonts w:ascii="Calibri" w:hAnsi="Calibri"/>
+                <w:b/>
+                <w:color w:val="FFFFFF"/>
+                <w:sz w:val="19"/>
+              </w:rPr>
+              <w:t>User choice</w:t>
+            </w:r>
+          </w:p>
+        </w:tc>
+        <w:tc>
+          <w:tcPr>
+            <w:tcW w:type="dxa" w:w="2340"/>
+            <w:tcW w:w="2900" w:type="dxa"/>
+            <w:vAlign w:val="center"/>
+            <w:shd w:fill="173A40"/>
+          </w:tcPr>
+          <w:p>
+            <w:pPr>
+              <w:spacing w:after="40"/>
+            </w:pPr>
+            <w:r>
+              <w:rPr>
+                <w:rFonts w:ascii="Calibri" w:hAnsi="Calibri"/>
+                <w:b/>
+                <w:color w:val="FFFFFF"/>
+                <w:sz w:val="19"/>
+              </w:rPr>
+              <w:t>Consent record</w:t>
+            </w:r>
+          </w:p>
+        </w:tc>
+        <w:tc>
+          <w:tcPr>
+            <w:tcW w:type="dxa" w:w="2340"/>
+            <w:tcW w:w="2740" w:type="dxa"/>
+            <w:vAlign w:val="center"/>
+            <w:shd w:fill="173A40"/>
+          </w:tcPr>
+          <w:p>
+            <w:pPr>
+              <w:spacing w:after="40"/>
+            </w:pPr>
+            <w:r>
+              <w:rPr>
+                <w:rFonts w:ascii="Calibri" w:hAnsi="Calibri"/>
+                <w:b/>
+                <w:color w:val="FFFFFF"/>
+                <w:sz w:val="19"/>
+              </w:rPr>
+              <w:t>Analytics behaviour</w:t>
+            </w:r>
+          </w:p>
+        </w:tc>
+        <w:tc>
+          <w:tcPr>
+            <w:tcW w:type="dxa" w:w="2340"/>
+            <w:tcW w:w="1970" w:type="dxa"/>
+            <w:vAlign w:val="center"/>
+            <w:shd w:fill="173A40"/>
+          </w:tcPr>
+          <w:p>
+            <w:pPr>
+              <w:spacing w:after="40"/>
+            </w:pPr>
+            <w:r>
+              <w:rPr>
+                <w:rFonts w:ascii="Calibri" w:hAnsi="Calibri"/>
+                <w:b/>
+                <w:color w:val="FFFFFF"/>
+                <w:sz w:val="19"/>
+              </w:rPr>
+              <w:t>Information kept</w:t>
+            </w:r>
+          </w:p>
+        </w:tc>
+      </w:tr>
+      <w:tr>
+        <w:tc>
+          <w:tcPr>
+            <w:tcW w:type="dxa" w:w="1750"/>
+          </w:tcPr>
+          <w:p>
+            <w:pPr>
+              <w:spacing w:after="40"/>
+            </w:pPr>
+            <w:r>
+              <w:rPr>
+                <w:rFonts w:ascii="Calibri" w:hAnsi="Calibri"/>
+                <w:color w:val="000000"/>
+                <w:sz w:val="18"/>
+              </w:rPr>
+              <w:t>No choice yet</w:t>
+            </w:r>
+          </w:p>
+        </w:tc>
+        <w:tc>
+          <w:tcPr>
+            <w:tcW w:type="dxa" w:w="2900"/>
+          </w:tcPr>
+          <w:p>
+            <w:pPr>
+              <w:spacing w:after="40"/>
+            </w:pPr>
+            <w:r>
+              <w:rPr>
+                <w:rFonts w:ascii="Calibri" w:hAnsi="Calibri"/>
+                <w:color w:val="000000"/>
+                <w:sz w:val="18"/>
+              </w:rPr>
+              <w:t>No analytics-consent record is stored.</w:t>
+            </w:r>
+          </w:p>
+        </w:tc>
+        <w:tc>
+          <w:tcPr>
+            <w:tcW w:type="dxa" w:w="2740"/>
+          </w:tcPr>
+          <w:p>
+            <w:pPr>
+              <w:spacing w:after="40"/>
+            </w:pPr>
+            <w:r>
+              <w:rPr>
+                <w:rFonts w:ascii="Calibri" w:hAnsi="Calibri"/>
+                <w:color w:val="000000"/>
+                <w:sz w:val="18"/>
+              </w:rPr>
+              <w:t>Analytics remains disabled.</w:t>
+            </w:r>
+          </w:p>
+        </w:tc>
+        <w:tc>
+          <w:tcPr>
+            <w:tcW w:type="dxa" w:w="1970"/>
+          </w:tcPr>
+          <w:p>
+            <w:pPr>
+              <w:spacing w:after="40"/>
+            </w:pPr>
+            <w:r>
+              <w:rPr>
+                <w:rFonts w:ascii="Calibri" w:hAnsi="Calibri"/>
+                <w:color w:val="000000"/>
+                <w:sz w:val="18"/>
+              </w:rPr>
+              <w:t>No Google Analytics cookies or analytics requests.</w:t>
+            </w:r>
+          </w:p>
+        </w:tc>
+      </w:tr>
+      <w:tr>
+        <w:tc>
+          <w:tcPr>
+            <w:tcW w:type="dxa" w:w="1750"/>
+            <w:shd w:fill="F3F6F8"/>
+          </w:tcPr>
+          <w:p>
+            <w:pPr>
+              <w:spacing w:after="40"/>
+            </w:pPr>
+            <w:r>
+              <w:rPr>
+                <w:rFonts w:ascii="Calibri" w:hAnsi="Calibri"/>
+                <w:color w:val="000000"/>
+                <w:sz w:val="18"/>
+              </w:rPr>
+              <w:t>Accept analytics</w:t>
+            </w:r>
+          </w:p>
+        </w:tc>
+        <w:tc>
+          <w:tcPr>
+            <w:tcW w:type="dxa" w:w="2900"/>
+            <w:shd w:fill="F3F6F8"/>
+          </w:tcPr>
+          <w:p>
+            <w:pPr>
+              <w:spacing w:after="40"/>
+            </w:pPr>
+            <w:r>
+              <w:rPr>
+                <w:rFonts w:ascii="Calibri" w:hAnsi="Calibri"/>
+                <w:color w:val="000000"/>
+                <w:sz w:val="18"/>
+              </w:rPr>
+              <w:t>If this feature is enabled, kk_cookie_consent records necessary: true, analytics: true, a policy version, and the date of the choice.</w:t>
+            </w:r>
+          </w:p>
+        </w:tc>
+        <w:tc>
+          <w:tcPr>
+            <w:tcW w:type="dxa" w:w="2740"/>
+            <w:shd w:fill="F3F6F8"/>
+          </w:tcPr>
+          <w:p>
+            <w:pPr>
+              <w:spacing w:after="40"/>
+            </w:pPr>
+            <w:r>
+              <w:rPr>
+                <w:rFonts w:ascii="Calibri" w:hAnsi="Calibri"/>
+                <w:color w:val="000000"/>
+                <w:sz w:val="18"/>
+              </w:rPr>
+              <w:t>Google Analytics may load and create _ga and _ga_&lt;measurement-id&gt; cookies.</w:t>
+            </w:r>
+          </w:p>
+        </w:tc>
+        <w:tc>
+          <w:tcPr>
+            <w:tcW w:type="dxa" w:w="1970"/>
+            <w:shd w:fill="F3F6F8"/>
+          </w:tcPr>
+          <w:p>
+            <w:pPr>
+              <w:spacing w:after="40"/>
+            </w:pPr>
+            <w:r>
+              <w:rPr>
+                <w:rFonts w:ascii="Calibri" w:hAnsi="Calibri"/>
+                <w:color w:val="000000"/>
+                <w:sz w:val="18"/>
+              </w:rPr>
+              <w:t>Aggregate usage and device information processed by Google Analytics under its applicable privacy terms.</w:t>
+            </w:r>
+          </w:p>
+        </w:tc>
+      </w:tr>
+      <w:tr>
+        <w:tc>
+          <w:tcPr>
+            <w:tcW w:type="dxa" w:w="1750"/>
+          </w:tcPr>
+          <w:p>
+            <w:pPr>
+              <w:spacing w:after="40"/>
+            </w:pPr>
+            <w:r>
+              <w:rPr>
+                <w:rFonts w:ascii="Calibri" w:hAnsi="Calibri"/>
+                <w:color w:val="000000"/>
+                <w:sz w:val="18"/>
+              </w:rPr>
+              <w:t>Reject analytics or withdraw consent</w:t>
+            </w:r>
+          </w:p>
+        </w:tc>
+        <w:tc>
+          <w:tcPr>
+            <w:tcW w:type="dxa" w:w="2900"/>
+          </w:tcPr>
+          <w:p>
+            <w:pPr>
+              <w:spacing w:after="40"/>
+            </w:pPr>
+            <w:r>
+              <w:rPr>
+                <w:rFonts w:ascii="Calibri" w:hAnsi="Calibri"/>
+                <w:color w:val="000000"/>
+                <w:sz w:val="18"/>
+              </w:rPr>
+              <w:t>If this feature is enabled, kk_cookie_consent records necessary: true, analytics: false, a policy version, and the date of the choice.</w:t>
+            </w:r>
+          </w:p>
+        </w:tc>
+        <w:tc>
+          <w:tcPr>
+            <w:tcW w:type="dxa" w:w="2740"/>
+          </w:tcPr>
+          <w:p>
+            <w:pPr>
+              <w:spacing w:after="40"/>
+            </w:pPr>
+            <w:r>
+              <w:rPr>
+                <w:rFonts w:ascii="Calibri" w:hAnsi="Calibri"/>
+                <w:color w:val="000000"/>
+                <w:sz w:val="18"/>
+              </w:rPr>
+              <w:t>Analytics remains disabled. Existing accessible Google Analytics cookies should be removed.</w:t>
+            </w:r>
+          </w:p>
+        </w:tc>
+        <w:tc>
+          <w:tcPr>
+            <w:tcW w:type="dxa" w:w="1970"/>
+          </w:tcPr>
+          <w:p>
+            <w:pPr>
+              <w:spacing w:after="40"/>
+            </w:pPr>
+            <w:r>
+              <w:rPr>
+                <w:rFonts w:ascii="Calibri" w:hAnsi="Calibri"/>
+                <w:color w:val="000000"/>
+                <w:sz w:val="18"/>
+              </w:rPr>
+              <w:t>No new Google Analytics cookies or collection after rejection or withdrawal.</w:t>
+            </w:r>
+          </w:p>
+        </w:tc>
+      </w:tr>
+    </w:tbl>
+    <w:p>
+      <w:pPr>
+        <w:spacing w:after="40"/>
+      </w:pPr>
+    </w:p>
+    <w:p>
+      <w:pPr>
+        <w:keepLines/>
+      </w:pPr>
+      <w:r>
+        <w:rPr>
+          <w:rFonts w:ascii="Calibri" w:hAnsi="Calibri"/>
+          <w:color w:val="000000"/>
+          <w:sz w:val="22"/>
+        </w:rPr>
+        <w:t>If optional analytics is added, KreateKaro will provide a clear consent choice before loading analytics. Users will be able to change that choice through Cookie Settings, and this policy will be updated with the live provider, cookie names, expiry periods, and data-sharing details.</w:t>
+      </w:r>
+    </w:p>
+    <w:p>
+      <w:pPr>
+        <w:pStyle w:val="Heading2"/>
+        <w:keepNext/>
+      </w:pPr>
+      <w:r>
+        <w:rPr>
+          <w:rFonts w:ascii="Calibri" w:hAnsi="Calibri"/>
+          <w:b/>
+          <w:color w:val="000000"/>
+          <w:sz w:val="26"/>
+        </w:rPr>
+        <w:t>1.4 Managing cookies</w:t>
+      </w:r>
+    </w:p>
+    <w:p>
+      <w:pPr>
+        <w:keepLines/>
+      </w:pPr>
+      <w:r>
+        <w:rPr>
+          <w:rFonts w:ascii="Calibri" w:hAnsi="Calibri"/>
+          <w:color w:val="000000"/>
+          <w:sz w:val="22"/>
+        </w:rPr>
+        <w:t>Users can clear or block cookies and site data through browser settings. Blocking the necessary session cookie may prevent sign-in and cloud-design features from working. If optional analytics is introduced, users will also be able to manage analytics through KreateKaro Cookie Settings.</w:t>
+      </w:r>
+    </w:p>
+    <w:p>
+      <w:r>
+        <w:br w:type="page"/>
+      </w:r>
+    </w:p>
+    <w:p>
+      <w:pPr>
+        <w:pStyle w:val="Heading1"/>
+        <w:keepNext/>
+      </w:pPr>
+      <w:r>
+        <w:rPr>
+          <w:rFonts w:ascii="Calibri" w:hAnsi="Calibri"/>
+          <w:b/>
+          <w:color w:val="000000"/>
+          <w:sz w:val="32"/>
+        </w:rPr>
+        <w:t>2. Privacy Policy</w:t>
+      </w:r>
+    </w:p>
+    <w:p>
+      <w:pPr>
+        <w:keepLines/>
+      </w:pPr>
+      <w:r>
+        <w:rPr>
+          <w:rFonts w:ascii="Calibri" w:hAnsi="Calibri"/>
+          <w:color w:val="000000"/>
+          <w:sz w:val="22"/>
+        </w:rPr>
+        <w:t>This Privacy Policy explains how KreateKaro collects, uses, stores, shares, and protects personal information and design information. It applies to the KreateKaro website, account features, editor, cloud design storage, authentication, and support communications.</w:t>
+      </w:r>
+    </w:p>
+    <w:p>
+      <w:pPr>
+        <w:pStyle w:val="Heading2"/>
+        <w:keepNext/>
+      </w:pPr>
+      <w:r>
+        <w:rPr>
+          <w:rFonts w:ascii="Calibri" w:hAnsi="Calibri"/>
+          <w:b/>
+          <w:color w:val="000000"/>
+          <w:sz w:val="26"/>
+        </w:rPr>
+        <w:t>2.1 Information we collect</w:t>
+      </w:r>
+    </w:p>
+    <w:tbl>
+      <w:tblPr>
+        <w:tblW w:type="auto" w:w="0"/>
+        <w:jc w:val="left"/>
+        <w:tblLayout w:type="fixed"/>
+        <w:tblLook w:firstColumn="1" w:firstRow="1" w:lastColumn="0" w:lastRow="0" w:noHBand="0" w:noVBand="1" w:val="04A0"/>
+        <w:tblW w:w="9360" w:type="dxa"/>
+        <w:tblBorders>
+          <w:top w:val="single" w:sz="6" w:color="D9D9D9"/>
+          <w:left w:val="single" w:sz="6" w:color="D9D9D9"/>
+          <w:bottom w:val="single" w:sz="6" w:color="D9D9D9"/>
+          <w:right w:val="single" w:sz="6" w:color="D9D9D9"/>
+          <w:insideH w:val="single" w:sz="6" w:color="D9D9D9"/>
+          <w:insideV w:val="single" w:sz="6" w:color="D9D9D9"/>
+        </w:tblBorders>
+      </w:tblPr>
+      <w:tblGrid>
+        <w:gridCol w:w="1750"/>
+        <w:gridCol w:w="4050"/>
+        <w:gridCol w:w="3560"/>
+      </w:tblGrid>
+      <w:tr>
+        <w:trPr>
+          <w:tblHeader w:val="true"/>
+        </w:trPr>
+        <w:tc>
+          <w:tcPr>
+            <w:tcW w:type="dxa" w:w="3120"/>
+            <w:tcW w:w="1750" w:type="dxa"/>
+            <w:vAlign w:val="center"/>
+            <w:shd w:fill="173A40"/>
+          </w:tcPr>
+          <w:p>
+            <w:pPr>
+              <w:spacing w:after="40"/>
+            </w:pPr>
+            <w:r>
+              <w:rPr>
+                <w:rFonts w:ascii="Calibri" w:hAnsi="Calibri"/>
+                <w:b/>
+                <w:color w:val="FFFFFF"/>
+                <w:sz w:val="19"/>
+              </w:rPr>
+              <w:t>Category</w:t>
+            </w:r>
+          </w:p>
+        </w:tc>
+        <w:tc>
+          <w:tcPr>
+            <w:tcW w:type="dxa" w:w="3120"/>
+            <w:tcW w:w="4050" w:type="dxa"/>
+            <w:vAlign w:val="center"/>
+            <w:shd w:fill="173A40"/>
+          </w:tcPr>
+          <w:p>
+            <w:pPr>
+              <w:spacing w:after="40"/>
+            </w:pPr>
+            <w:r>
+              <w:rPr>
+                <w:rFonts w:ascii="Calibri" w:hAnsi="Calibri"/>
+                <w:b/>
+                <w:color w:val="FFFFFF"/>
+                <w:sz w:val="19"/>
+              </w:rPr>
+              <w:t>Examples</w:t>
+            </w:r>
+          </w:p>
+        </w:tc>
+        <w:tc>
+          <w:tcPr>
+            <w:tcW w:type="dxa" w:w="3120"/>
+            <w:tcW w:w="3560" w:type="dxa"/>
+            <w:vAlign w:val="center"/>
+            <w:shd w:fill="173A40"/>
+          </w:tcPr>
+          <w:p>
+            <w:pPr>
+              <w:spacing w:after="40"/>
+            </w:pPr>
+            <w:r>
+              <w:rPr>
+                <w:rFonts w:ascii="Calibri" w:hAnsi="Calibri"/>
+                <w:b/>
+                <w:color w:val="FFFFFF"/>
+                <w:sz w:val="19"/>
+              </w:rPr>
+              <w:t>Why we use it</w:t>
+            </w:r>
+          </w:p>
+        </w:tc>
+      </w:tr>
+      <w:tr>
+        <w:tc>
+          <w:tcPr>
+            <w:tcW w:type="dxa" w:w="1750"/>
+          </w:tcPr>
+          <w:p>
+            <w:pPr>
+              <w:spacing w:after="40"/>
+            </w:pPr>
+            <w:r>
+              <w:rPr>
+                <w:rFonts w:ascii="Calibri" w:hAnsi="Calibri"/>
+                <w:color w:val="000000"/>
+                <w:sz w:val="18"/>
+              </w:rPr>
+              <w:t>Account information</w:t>
+            </w:r>
+          </w:p>
+        </w:tc>
+        <w:tc>
+          <w:tcPr>
+            <w:tcW w:type="dxa" w:w="4050"/>
+          </w:tcPr>
+          <w:p>
+            <w:pPr>
+              <w:spacing w:after="40"/>
+            </w:pPr>
+            <w:r>
+              <w:rPr>
+                <w:rFonts w:ascii="Calibri" w:hAnsi="Calibri"/>
+                <w:color w:val="000000"/>
+                <w:sz w:val="18"/>
+              </w:rPr>
+              <w:t>Email address, display name, account identifier, email-verification status, and, where selected, Google sign-in information made available through the OAuth flow.</w:t>
+            </w:r>
+          </w:p>
+        </w:tc>
+        <w:tc>
+          <w:tcPr>
+            <w:tcW w:type="dxa" w:w="3560"/>
+          </w:tcPr>
+          <w:p>
+            <w:pPr>
+              <w:spacing w:after="40"/>
+            </w:pPr>
+            <w:r>
+              <w:rPr>
+                <w:rFonts w:ascii="Calibri" w:hAnsi="Calibri"/>
+                <w:color w:val="000000"/>
+                <w:sz w:val="18"/>
+              </w:rPr>
+              <w:t>To create, verify, and secure accounts and provide cloud features.</w:t>
+            </w:r>
+          </w:p>
+        </w:tc>
+      </w:tr>
+      <w:tr>
+        <w:tc>
+          <w:tcPr>
+            <w:tcW w:type="dxa" w:w="1750"/>
+            <w:shd w:fill="F3F6F8"/>
+          </w:tcPr>
+          <w:p>
+            <w:pPr>
+              <w:spacing w:after="40"/>
+            </w:pPr>
+            <w:r>
+              <w:rPr>
+                <w:rFonts w:ascii="Calibri" w:hAnsi="Calibri"/>
+                <w:color w:val="000000"/>
+                <w:sz w:val="18"/>
+              </w:rPr>
+              <w:t>Design information</w:t>
+            </w:r>
+          </w:p>
+        </w:tc>
+        <w:tc>
+          <w:tcPr>
+            <w:tcW w:type="dxa" w:w="4050"/>
+            <w:shd w:fill="F3F6F8"/>
+          </w:tcPr>
+          <w:p>
+            <w:pPr>
+              <w:spacing w:after="40"/>
+            </w:pPr>
+            <w:r>
+              <w:rPr>
+                <w:rFonts w:ascii="Calibri" w:hAnsi="Calibri"/>
+                <w:color w:val="000000"/>
+                <w:sz w:val="18"/>
+              </w:rPr>
+              <w:t>Design names, booth configuration, layout elements, and other content a user chooses to cloud-save.</w:t>
+            </w:r>
+          </w:p>
+        </w:tc>
+        <w:tc>
+          <w:tcPr>
+            <w:tcW w:type="dxa" w:w="3560"/>
+            <w:shd w:fill="F3F6F8"/>
+          </w:tcPr>
+          <w:p>
+            <w:pPr>
+              <w:spacing w:after="40"/>
+            </w:pPr>
+            <w:r>
+              <w:rPr>
+                <w:rFonts w:ascii="Calibri" w:hAnsi="Calibri"/>
+                <w:color w:val="000000"/>
+                <w:sz w:val="18"/>
+              </w:rPr>
+              <w:t>To save, retrieve, update, and delete cloud projects at the user's request.</w:t>
+            </w:r>
+          </w:p>
+        </w:tc>
+      </w:tr>
+      <w:tr>
+        <w:tc>
+          <w:tcPr>
+            <w:tcW w:type="dxa" w:w="1750"/>
+          </w:tcPr>
+          <w:p>
+            <w:pPr>
+              <w:spacing w:after="40"/>
+            </w:pPr>
+            <w:r>
+              <w:rPr>
+                <w:rFonts w:ascii="Calibri" w:hAnsi="Calibri"/>
+                <w:color w:val="000000"/>
+                <w:sz w:val="18"/>
+              </w:rPr>
+              <w:t>Support information</w:t>
+            </w:r>
+          </w:p>
+        </w:tc>
+        <w:tc>
+          <w:tcPr>
+            <w:tcW w:type="dxa" w:w="4050"/>
+          </w:tcPr>
+          <w:p>
+            <w:pPr>
+              <w:spacing w:after="40"/>
+            </w:pPr>
+            <w:r>
+              <w:rPr>
+                <w:rFonts w:ascii="Calibri" w:hAnsi="Calibri"/>
+                <w:color w:val="000000"/>
+                <w:sz w:val="18"/>
+              </w:rPr>
+              <w:t>Information a user sends to KreateKaro or DEKODE in a support request.</w:t>
+            </w:r>
+          </w:p>
+        </w:tc>
+        <w:tc>
+          <w:tcPr>
+            <w:tcW w:type="dxa" w:w="3560"/>
+          </w:tcPr>
+          <w:p>
+            <w:pPr>
+              <w:spacing w:after="40"/>
+            </w:pPr>
+            <w:r>
+              <w:rPr>
+                <w:rFonts w:ascii="Calibri" w:hAnsi="Calibri"/>
+                <w:color w:val="000000"/>
+                <w:sz w:val="18"/>
+              </w:rPr>
+              <w:t>To respond to and manage the request.</w:t>
+            </w:r>
+          </w:p>
+        </w:tc>
+      </w:tr>
+      <w:tr>
+        <w:tc>
+          <w:tcPr>
+            <w:tcW w:type="dxa" w:w="1750"/>
+            <w:shd w:fill="F3F6F8"/>
+          </w:tcPr>
+          <w:p>
+            <w:pPr>
+              <w:spacing w:after="40"/>
+            </w:pPr>
+            <w:r>
+              <w:rPr>
+                <w:rFonts w:ascii="Calibri" w:hAnsi="Calibri"/>
+                <w:color w:val="000000"/>
+                <w:sz w:val="18"/>
+              </w:rPr>
+              <w:t>Technical and security information</w:t>
+            </w:r>
+          </w:p>
+        </w:tc>
+        <w:tc>
+          <w:tcPr>
+            <w:tcW w:type="dxa" w:w="4050"/>
+            <w:shd w:fill="F3F6F8"/>
+          </w:tcPr>
+          <w:p>
+            <w:pPr>
+              <w:spacing w:after="40"/>
+            </w:pPr>
+            <w:r>
+              <w:rPr>
+                <w:rFonts w:ascii="Calibri" w:hAnsi="Calibri"/>
+                <w:color w:val="000000"/>
+                <w:sz w:val="18"/>
+              </w:rPr>
+              <w:t>Information processed through normal website delivery, API requests, security, and diagnostic operations.</w:t>
+            </w:r>
+          </w:p>
+        </w:tc>
+        <w:tc>
+          <w:tcPr>
+            <w:tcW w:type="dxa" w:w="3560"/>
+            <w:shd w:fill="F3F6F8"/>
+          </w:tcPr>
+          <w:p>
+            <w:pPr>
+              <w:spacing w:after="40"/>
+            </w:pPr>
+            <w:r>
+              <w:rPr>
+                <w:rFonts w:ascii="Calibri" w:hAnsi="Calibri"/>
+                <w:color w:val="000000"/>
+                <w:sz w:val="18"/>
+              </w:rPr>
+              <w:t>To operate, secure, troubleshoot, and improve the service.</w:t>
+            </w:r>
+          </w:p>
+        </w:tc>
+      </w:tr>
+    </w:tbl>
+    <w:p>
+      <w:pPr>
+        <w:spacing w:after="40"/>
+      </w:pPr>
+    </w:p>
+    <w:p>
+      <w:pPr>
+        <w:pStyle w:val="Heading2"/>
+        <w:keepNext/>
+      </w:pPr>
+      <w:r>
+        <w:rPr>
+          <w:rFonts w:ascii="Calibri" w:hAnsi="Calibri"/>
+          <w:b/>
+          <w:color w:val="000000"/>
+          <w:sz w:val="26"/>
+        </w:rPr>
+        <w:t>2.2 How we use information</w:t>
       </w:r>
     </w:p>
     <w:p>
@@ -1748,10 +1435,10 @@
       <w:r>
         <w:rPr>
           <w:rFonts w:ascii="Calibri" w:hAnsi="Calibri"/>
-          <w:color w:val="242B31"/>
+          <w:color w:val="000000"/>
           <w:sz w:val="22"/>
         </w:rPr>
-        <w:t>Confirm the countries/markets where KreateKaro is offered and obtain jurisdiction-specific legal review.</w:t>
+        <w:t>provide and maintain the KreateKaro editor, account, cloud-save, and project-management features;</w:t>
       </w:r>
     </w:p>
     <w:p>
@@ -1762,10 +1449,10 @@
       <w:r>
         <w:rPr>
           <w:rFonts w:ascii="Calibri" w:hAnsi="Calibri"/>
-          <w:color w:val="242B31"/>
+          <w:color w:val="000000"/>
           <w:sz w:val="22"/>
         </w:rPr>
-        <w:t>Approve retention periods for accounts, sessions, cloud designs, backups, logs, and support messages.</w:t>
+        <w:t>authenticate users, verify email addresses, maintain sessions, and prevent misuse;</w:t>
       </w:r>
     </w:p>
     <w:p>
@@ -1776,10 +1463,10 @@
       <w:r>
         <w:rPr>
           <w:rFonts w:ascii="Calibri" w:hAnsi="Calibri"/>
-          <w:color w:val="242B31"/>
+          <w:color w:val="000000"/>
           <w:sz w:val="22"/>
         </w:rPr>
-        <w:t>Verify the Cloudflare D1 database configuration, access controls, backup approach, and data-location choices.</w:t>
+        <w:t>send necessary account-verification, security, password-recovery, and support communications;</w:t>
       </w:r>
     </w:p>
     <w:p>
@@ -1790,10 +1477,10 @@
       <w:r>
         <w:rPr>
           <w:rFonts w:ascii="Calibri" w:hAnsi="Calibri"/>
-          <w:color w:val="242B31"/>
+          <w:color w:val="000000"/>
           <w:sz w:val="22"/>
         </w:rPr>
-        <w:t>Verify Google OAuth and Resend data-processing terms, transfer safeguards, and privacy links.</w:t>
+        <w:t>maintain, troubleshoot, and improve the reliability and security of KreateKaro; and</w:t>
       </w:r>
     </w:p>
     <w:p>
@@ -1804,10 +1491,525 @@
       <w:r>
         <w:rPr>
           <w:rFonts w:ascii="Calibri" w:hAnsi="Calibri"/>
-          <w:color w:val="242B31"/>
+          <w:color w:val="000000"/>
           <w:sz w:val="22"/>
         </w:rPr>
-        <w:t>Confirm whether any analytics, error-monitoring, advertising, chat, or other third-party scripts are deployed.</w:t>
+        <w:t>comply with legal obligations and enforce these Terms of Service.</w:t>
+      </w:r>
+    </w:p>
+    <w:p>
+      <w:pPr>
+        <w:pStyle w:val="Heading2"/>
+        <w:keepNext/>
+      </w:pPr>
+      <w:r>
+        <w:rPr>
+          <w:rFonts w:ascii="Calibri" w:hAnsi="Calibri"/>
+          <w:b/>
+          <w:color w:val="000000"/>
+          <w:sz w:val="26"/>
+        </w:rPr>
+        <w:t>2.3 Service providers and sharing</w:t>
+      </w:r>
+    </w:p>
+    <w:p>
+      <w:pPr>
+        <w:keepLines/>
+      </w:pPr>
+      <w:r>
+        <w:rPr>
+          <w:rFonts w:ascii="Calibri" w:hAnsi="Calibri"/>
+          <w:color w:val="000000"/>
+          <w:sz w:val="22"/>
+        </w:rPr>
+        <w:t>KreateKaro does not sell, trade, or rent personal information. We may share information with service providers only as needed to operate the service and subject to appropriate safeguards where required.</w:t>
+      </w:r>
+    </w:p>
+    <w:tbl>
+      <w:tblPr>
+        <w:tblW w:type="auto" w:w="0"/>
+        <w:jc w:val="left"/>
+        <w:tblLayout w:type="fixed"/>
+        <w:tblLook w:firstColumn="1" w:firstRow="1" w:lastColumn="0" w:lastRow="0" w:noHBand="0" w:noVBand="1" w:val="04A0"/>
+        <w:tblW w:w="9360" w:type="dxa"/>
+        <w:tblBorders>
+          <w:top w:val="single" w:sz="6" w:color="D9D9D9"/>
+          <w:left w:val="single" w:sz="6" w:color="D9D9D9"/>
+          <w:bottom w:val="single" w:sz="6" w:color="D9D9D9"/>
+          <w:right w:val="single" w:sz="6" w:color="D9D9D9"/>
+          <w:insideH w:val="single" w:sz="6" w:color="D9D9D9"/>
+          <w:insideV w:val="single" w:sz="6" w:color="D9D9D9"/>
+        </w:tblBorders>
+      </w:tblPr>
+      <w:tblGrid>
+        <w:gridCol w:w="2700"/>
+        <w:gridCol w:w="6660"/>
+      </w:tblGrid>
+      <w:tr>
+        <w:trPr>
+          <w:tblHeader w:val="true"/>
+        </w:trPr>
+        <w:tc>
+          <w:tcPr>
+            <w:tcW w:type="dxa" w:w="4680"/>
+            <w:tcW w:w="2700" w:type="dxa"/>
+            <w:vAlign w:val="center"/>
+            <w:shd w:fill="173A40"/>
+          </w:tcPr>
+          <w:p>
+            <w:pPr>
+              <w:spacing w:after="40"/>
+            </w:pPr>
+            <w:r>
+              <w:rPr>
+                <w:rFonts w:ascii="Calibri" w:hAnsi="Calibri"/>
+                <w:b/>
+                <w:color w:val="FFFFFF"/>
+                <w:sz w:val="19"/>
+              </w:rPr>
+              <w:t>Provider or category</w:t>
+            </w:r>
+          </w:p>
+        </w:tc>
+        <w:tc>
+          <w:tcPr>
+            <w:tcW w:type="dxa" w:w="4680"/>
+            <w:tcW w:w="6660" w:type="dxa"/>
+            <w:vAlign w:val="center"/>
+            <w:shd w:fill="173A40"/>
+          </w:tcPr>
+          <w:p>
+            <w:pPr>
+              <w:spacing w:after="40"/>
+            </w:pPr>
+            <w:r>
+              <w:rPr>
+                <w:rFonts w:ascii="Calibri" w:hAnsi="Calibri"/>
+                <w:b/>
+                <w:color w:val="FFFFFF"/>
+                <w:sz w:val="19"/>
+              </w:rPr>
+              <w:t>Role</w:t>
+            </w:r>
+          </w:p>
+        </w:tc>
+      </w:tr>
+      <w:tr>
+        <w:tc>
+          <w:tcPr>
+            <w:tcW w:type="dxa" w:w="2700"/>
+          </w:tcPr>
+          <w:p>
+            <w:pPr>
+              <w:spacing w:after="40"/>
+            </w:pPr>
+            <w:r>
+              <w:rPr>
+                <w:rFonts w:ascii="Calibri" w:hAnsi="Calibri"/>
+                <w:color w:val="000000"/>
+                <w:sz w:val="18"/>
+              </w:rPr>
+              <w:t>Cloudflare</w:t>
+            </w:r>
+          </w:p>
+        </w:tc>
+        <w:tc>
+          <w:tcPr>
+            <w:tcW w:type="dxa" w:w="6660"/>
+          </w:tcPr>
+          <w:p>
+            <w:pPr>
+              <w:spacing w:after="40"/>
+            </w:pPr>
+            <w:r>
+              <w:rPr>
+                <w:rFonts w:ascii="Calibri" w:hAnsi="Calibri"/>
+                <w:color w:val="000000"/>
+                <w:sz w:val="18"/>
+              </w:rPr>
+              <w:t>Hosts the website and API through Cloudflare Pages and Workers, and provides the D1 database used for account, session, and cloud-design records.</w:t>
+            </w:r>
+          </w:p>
+        </w:tc>
+      </w:tr>
+      <w:tr>
+        <w:tc>
+          <w:tcPr>
+            <w:tcW w:type="dxa" w:w="2700"/>
+            <w:shd w:fill="F3F6F8"/>
+          </w:tcPr>
+          <w:p>
+            <w:pPr>
+              <w:spacing w:after="40"/>
+            </w:pPr>
+            <w:r>
+              <w:rPr>
+                <w:rFonts w:ascii="Calibri" w:hAnsi="Calibri"/>
+                <w:color w:val="000000"/>
+                <w:sz w:val="18"/>
+              </w:rPr>
+              <w:t>Google</w:t>
+            </w:r>
+          </w:p>
+        </w:tc>
+        <w:tc>
+          <w:tcPr>
+            <w:tcW w:type="dxa" w:w="6660"/>
+            <w:shd w:fill="F3F6F8"/>
+          </w:tcPr>
+          <w:p>
+            <w:pPr>
+              <w:spacing w:after="40"/>
+            </w:pPr>
+            <w:r>
+              <w:rPr>
+                <w:rFonts w:ascii="Calibri" w:hAnsi="Calibri"/>
+                <w:color w:val="000000"/>
+                <w:sz w:val="18"/>
+              </w:rPr>
+              <w:t>Provides optional Google OAuth sign-in when a user chooses that sign-in method.</w:t>
+            </w:r>
+          </w:p>
+        </w:tc>
+      </w:tr>
+      <w:tr>
+        <w:tc>
+          <w:tcPr>
+            <w:tcW w:type="dxa" w:w="2700"/>
+          </w:tcPr>
+          <w:p>
+            <w:pPr>
+              <w:spacing w:after="40"/>
+            </w:pPr>
+            <w:r>
+              <w:rPr>
+                <w:rFonts w:ascii="Calibri" w:hAnsi="Calibri"/>
+                <w:color w:val="000000"/>
+                <w:sz w:val="18"/>
+              </w:rPr>
+              <w:t>Resend</w:t>
+            </w:r>
+          </w:p>
+        </w:tc>
+        <w:tc>
+          <w:tcPr>
+            <w:tcW w:type="dxa" w:w="6660"/>
+          </w:tcPr>
+          <w:p>
+            <w:pPr>
+              <w:spacing w:after="40"/>
+            </w:pPr>
+            <w:r>
+              <w:rPr>
+                <w:rFonts w:ascii="Calibri" w:hAnsi="Calibri"/>
+                <w:color w:val="000000"/>
+                <w:sz w:val="18"/>
+              </w:rPr>
+              <w:t>Delivers transactional account email, including verification and password-recovery messages.</w:t>
+            </w:r>
+          </w:p>
+        </w:tc>
+      </w:tr>
+    </w:tbl>
+    <w:p>
+      <w:pPr>
+        <w:spacing w:after="40"/>
+      </w:pPr>
+    </w:p>
+    <w:p>
+      <w:pPr>
+        <w:keepLines/>
+      </w:pPr>
+      <w:r>
+        <w:rPr>
+          <w:rFonts w:ascii="Calibri" w:hAnsi="Calibri"/>
+          <w:color w:val="000000"/>
+          <w:sz w:val="22"/>
+        </w:rPr>
+        <w:t>We may also disclose information where required by law, to protect people or the service, or in connection with a genuine business transfer or restructuring, subject to applicable law.</w:t>
+      </w:r>
+    </w:p>
+    <w:p>
+      <w:pPr>
+        <w:pStyle w:val="Heading2"/>
+        <w:keepNext/>
+      </w:pPr>
+      <w:r>
+        <w:rPr>
+          <w:rFonts w:ascii="Calibri" w:hAnsi="Calibri"/>
+          <w:b/>
+          <w:color w:val="000000"/>
+          <w:sz w:val="26"/>
+        </w:rPr>
+        <w:t>2.4 Retention and deletion</w:t>
+      </w:r>
+    </w:p>
+    <w:p>
+      <w:pPr>
+        <w:keepLines/>
+      </w:pPr>
+      <w:r>
+        <w:rPr>
+          <w:rFonts w:ascii="Calibri" w:hAnsi="Calibri"/>
+          <w:color w:val="000000"/>
+          <w:sz w:val="22"/>
+        </w:rPr>
+        <w:t>We retain information only for as long as reasonably necessary to provide KreateKaro, meet security and legal needs, resolve disputes, and enforce agreements. Active sessions are retained for up to 30 days unless ended earlier. Cloud designs remain available until the user deletes them or the account is deleted, subject to necessary backup, security, and legal-retention periods.</w:t>
+      </w:r>
+    </w:p>
+    <w:p>
+      <w:pPr>
+        <w:keepLines/>
+      </w:pPr>
+      <w:r>
+        <w:rPr>
+          <w:rFonts w:ascii="Calibri" w:hAnsi="Calibri"/>
+          <w:color w:val="000000"/>
+          <w:sz w:val="22"/>
+        </w:rPr>
+        <w:t>Users can delete individual cloud designs in the editor and can sign out to end the current browser session. To request help with account-level deletion, access, or correction, contact support@kreatekaro.co.</w:t>
+      </w:r>
+    </w:p>
+    <w:p>
+      <w:pPr>
+        <w:pStyle w:val="Heading2"/>
+        <w:keepNext/>
+      </w:pPr>
+      <w:r>
+        <w:rPr>
+          <w:rFonts w:ascii="Calibri" w:hAnsi="Calibri"/>
+          <w:b/>
+          <w:color w:val="000000"/>
+          <w:sz w:val="26"/>
+        </w:rPr>
+        <w:t>2.5 Security</w:t>
+      </w:r>
+    </w:p>
+    <w:p>
+      <w:pPr>
+        <w:keepLines/>
+      </w:pPr>
+      <w:r>
+        <w:rPr>
+          <w:rFonts w:ascii="Calibri" w:hAnsi="Calibri"/>
+          <w:color w:val="000000"/>
+          <w:sz w:val="22"/>
+        </w:rPr>
+        <w:t>We use reasonable technical and organisational measures intended to protect information and cloud designs from unauthorised access, loss, misuse, alteration, or disclosure. These measures include authenticated sessions, email verification, and managed cloud infrastructure. No internet service can guarantee absolute security; users should use strong, unique passwords and keep credentials confidential.</w:t>
+      </w:r>
+    </w:p>
+    <w:p>
+      <w:pPr>
+        <w:pStyle w:val="Heading2"/>
+        <w:keepNext/>
+      </w:pPr>
+      <w:r>
+        <w:rPr>
+          <w:rFonts w:ascii="Calibri" w:hAnsi="Calibri"/>
+          <w:b/>
+          <w:color w:val="000000"/>
+          <w:sz w:val="26"/>
+        </w:rPr>
+        <w:t>2.6 Your rights and choices</w:t>
+      </w:r>
+    </w:p>
+    <w:p>
+      <w:pPr>
+        <w:keepLines/>
+      </w:pPr>
+      <w:r>
+        <w:rPr>
+          <w:rFonts w:ascii="Calibri" w:hAnsi="Calibri"/>
+          <w:color w:val="000000"/>
+          <w:sz w:val="22"/>
+        </w:rPr>
+        <w:t>Depending on a user's location and applicable law, the user may have rights to request access to, correction of, deletion of, restriction of, or a copy of personal information, and to object to certain processing. Users may also have the right to complain to an applicable privacy regulator. Requests can be sent to support@kreatekaro.co.</w:t>
+      </w:r>
+    </w:p>
+    <w:p>
+      <w:pPr>
+        <w:pStyle w:val="Heading2"/>
+        <w:keepNext/>
+      </w:pPr>
+      <w:r>
+        <w:rPr>
+          <w:rFonts w:ascii="Calibri" w:hAnsi="Calibri"/>
+          <w:b/>
+          <w:color w:val="000000"/>
+          <w:sz w:val="26"/>
+        </w:rPr>
+        <w:t>2.7 International processing and updates</w:t>
+      </w:r>
+    </w:p>
+    <w:p>
+      <w:pPr>
+        <w:keepLines/>
+      </w:pPr>
+      <w:r>
+        <w:rPr>
+          <w:rFonts w:ascii="Calibri" w:hAnsi="Calibri"/>
+          <w:color w:val="000000"/>
+          <w:sz w:val="22"/>
+        </w:rPr>
+        <w:t>KreateKaro and its service providers may process information in countries other than the user's country of residence. Where required, we will use appropriate safeguards for cross-border processing. We may update this Privacy Policy when the service, providers, or legal requirements change. The updated policy will include a revised date.</w:t>
+      </w:r>
+    </w:p>
+    <w:p>
+      <w:r>
+        <w:br w:type="page"/>
+      </w:r>
+    </w:p>
+    <w:p>
+      <w:pPr>
+        <w:pStyle w:val="Heading1"/>
+        <w:keepNext/>
+      </w:pPr>
+      <w:r>
+        <w:rPr>
+          <w:rFonts w:ascii="Calibri" w:hAnsi="Calibri"/>
+          <w:b/>
+          <w:color w:val="000000"/>
+          <w:sz w:val="32"/>
+        </w:rPr>
+        <w:t>3. Terms of Service</w:t>
+      </w:r>
+    </w:p>
+    <w:p>
+      <w:pPr>
+        <w:keepLines/>
+      </w:pPr>
+      <w:r>
+        <w:rPr>
+          <w:rFonts w:ascii="Calibri" w:hAnsi="Calibri"/>
+          <w:color w:val="000000"/>
+          <w:sz w:val="22"/>
+        </w:rPr>
+        <w:t>These Terms of Service govern use of KreateKaro. By accessing or using KreateKaro, a user agrees to these Terms. If a user does not agree, the user must not use the service.</w:t>
+      </w:r>
+    </w:p>
+    <w:p>
+      <w:pPr>
+        <w:pStyle w:val="Heading2"/>
+        <w:keepNext/>
+      </w:pPr>
+      <w:r>
+        <w:rPr>
+          <w:rFonts w:ascii="Calibri" w:hAnsi="Calibri"/>
+          <w:b/>
+          <w:color w:val="000000"/>
+          <w:sz w:val="26"/>
+        </w:rPr>
+        <w:t>3.1 The service</w:t>
+      </w:r>
+    </w:p>
+    <w:p>
+      <w:pPr>
+        <w:keepLines/>
+      </w:pPr>
+      <w:r>
+        <w:rPr>
+          <w:rFonts w:ascii="Calibri" w:hAnsi="Calibri"/>
+          <w:color w:val="000000"/>
+          <w:sz w:val="22"/>
+        </w:rPr>
+        <w:t>KreateKaro provides browser-based tools for planning and visualising 3D spaces. Features may include an editor, local storage, user accounts, cloud design storage, custom asset uploads, and related support features. KreateKaro may change, improve, suspend, or discontinue features when reasonably necessary.</w:t>
+      </w:r>
+    </w:p>
+    <w:p>
+      <w:pPr>
+        <w:pStyle w:val="Heading2"/>
+        <w:keepNext/>
+      </w:pPr>
+      <w:r>
+        <w:rPr>
+          <w:rFonts w:ascii="Calibri" w:hAnsi="Calibri"/>
+          <w:b/>
+          <w:color w:val="000000"/>
+          <w:sz w:val="26"/>
+        </w:rPr>
+        <w:t>3.2 Accounts and security</w:t>
+      </w:r>
+    </w:p>
+    <w:p>
+      <w:pPr>
+        <w:keepLines/>
+      </w:pPr>
+      <w:r>
+        <w:rPr>
+          <w:rFonts w:ascii="Calibri" w:hAnsi="Calibri"/>
+          <w:color w:val="000000"/>
+          <w:sz w:val="22"/>
+        </w:rPr>
+        <w:t>Users are responsible for providing accurate account information, maintaining the confidentiality of their credentials, and promptly notifying KreateKaro of suspected unauthorised account use. Users must not share accounts, bypass account controls, or use another person's account without permission.</w:t>
+      </w:r>
+    </w:p>
+    <w:p>
+      <w:pPr>
+        <w:pStyle w:val="Heading2"/>
+        <w:keepNext/>
+      </w:pPr>
+      <w:r>
+        <w:rPr>
+          <w:rFonts w:ascii="Calibri" w:hAnsi="Calibri"/>
+          <w:b/>
+          <w:color w:val="000000"/>
+          <w:sz w:val="26"/>
+        </w:rPr>
+        <w:t>3.3 User content and intellectual property</w:t>
+      </w:r>
+    </w:p>
+    <w:p>
+      <w:pPr>
+        <w:keepLines/>
+      </w:pPr>
+      <w:r>
+        <w:rPr>
+          <w:rFonts w:ascii="Calibri" w:hAnsi="Calibri"/>
+          <w:color w:val="000000"/>
+          <w:sz w:val="22"/>
+        </w:rPr>
+        <w:t>Users retain ownership of content they create or upload to KreateKaro, including designs, layouts, and custom assets, subject to the rights needed for KreateKaro to host, process, display, store, and transmit that content to provide the service. Users confirm they have the rights and permissions needed to upload and use their content.</w:t>
+      </w:r>
+    </w:p>
+    <w:p>
+      <w:pPr>
+        <w:keepLines/>
+      </w:pPr>
+      <w:r>
+        <w:rPr>
+          <w:rFonts w:ascii="Calibri" w:hAnsi="Calibri"/>
+          <w:color w:val="000000"/>
+          <w:sz w:val="22"/>
+        </w:rPr>
+        <w:t>DEKODE and its licensors retain all rights in KreateKaro, including its software, branding, interfaces, models, content, and underlying intellectual property, except for user content as described above. These Terms do not grant users ownership of KreateKaro itself.</w:t>
+      </w:r>
+    </w:p>
+    <w:p>
+      <w:pPr>
+        <w:pStyle w:val="Heading2"/>
+        <w:keepNext/>
+      </w:pPr>
+      <w:r>
+        <w:rPr>
+          <w:rFonts w:ascii="Calibri" w:hAnsi="Calibri"/>
+          <w:b/>
+          <w:color w:val="000000"/>
+          <w:sz w:val="26"/>
+        </w:rPr>
+        <w:t>3.4 Acceptable use</w:t>
+      </w:r>
+    </w:p>
+    <w:p>
+      <w:pPr>
+        <w:keepLines/>
+      </w:pPr>
+      <w:r>
+        <w:rPr>
+          <w:rFonts w:ascii="Calibri" w:hAnsi="Calibri"/>
+          <w:color w:val="000000"/>
+          <w:sz w:val="22"/>
+        </w:rPr>
+        <w:t>Users must not use KreateKaro in a way that is unlawful, harmful, fraudulent, or disruptive. In particular, users must not:</w:t>
       </w:r>
     </w:p>
     <w:p>
@@ -1818,10 +2020,10 @@
       <w:r>
         <w:rPr>
           <w:rFonts w:ascii="Calibri" w:hAnsi="Calibri"/>
-          <w:color w:val="242B31"/>
+          <w:color w:val="000000"/>
           <w:sz w:val="22"/>
         </w:rPr>
-        <w:t>Ensure the public Cookie Policy exactly reflects the active cookies and local-storage technologies.</w:t>
+        <w:t>upload content that infringes another person's intellectual-property, privacy, or other rights;</w:t>
       </w:r>
     </w:p>
     <w:p>
@@ -1832,10 +2034,10 @@
       <w:r>
         <w:rPr>
           <w:rFonts w:ascii="Calibri" w:hAnsi="Calibri"/>
-          <w:color w:val="242B31"/>
+          <w:color w:val="000000"/>
           <w:sz w:val="22"/>
         </w:rPr>
-        <w:t>Provide a practical workflow for access, deletion, correction, and account-deletion requests.</w:t>
+        <w:t>attempt to access accounts, data, systems, or APIs without authorisation;</w:t>
       </w:r>
     </w:p>
     <w:p>
@@ -1846,17 +2048,212 @@
       <w:r>
         <w:rPr>
           <w:rFonts w:ascii="Calibri" w:hAnsi="Calibri"/>
-          <w:color w:val="242B31"/>
+          <w:color w:val="000000"/>
           <w:sz w:val="22"/>
         </w:rPr>
-        <w:t>Have qualified counsel review the final web version before publication.</w:t>
+        <w:t>introduce malware, interfere with service availability, or bypass security controls;</w:t>
+      </w:r>
+    </w:p>
+    <w:p>
+      <w:pPr>
+        <w:pStyle w:val="ListBullet"/>
+        <w:keepLines/>
+      </w:pPr>
+      <w:r>
+        <w:rPr>
+          <w:rFonts w:ascii="Calibri" w:hAnsi="Calibri"/>
+          <w:color w:val="000000"/>
+          <w:sz w:val="22"/>
+        </w:rPr>
+        <w:t>use the service to create, distribute, or store unlawful, abusive, or deceptive material; or</w:t>
+      </w:r>
+    </w:p>
+    <w:p>
+      <w:pPr>
+        <w:pStyle w:val="ListBullet"/>
+        <w:keepLines/>
+      </w:pPr>
+      <w:r>
+        <w:rPr>
+          <w:rFonts w:ascii="Calibri" w:hAnsi="Calibri"/>
+          <w:color w:val="000000"/>
+          <w:sz w:val="22"/>
+        </w:rPr>
+        <w:t>reverse engineer, scrape, or commercially exploit KreateKaro except where applicable law expressly permits it.</w:t>
+      </w:r>
+    </w:p>
+    <w:p>
+      <w:pPr>
+        <w:pStyle w:val="Heading2"/>
+        <w:keepNext/>
+      </w:pPr>
+      <w:r>
+        <w:rPr>
+          <w:rFonts w:ascii="Calibri" w:hAnsi="Calibri"/>
+          <w:b/>
+          <w:color w:val="000000"/>
+          <w:sz w:val="26"/>
+        </w:rPr>
+        <w:t>3.5 Third-party services</w:t>
+      </w:r>
+    </w:p>
+    <w:p>
+      <w:pPr>
+        <w:keepLines/>
+      </w:pPr>
+      <w:r>
+        <w:rPr>
+          <w:rFonts w:ascii="Calibri" w:hAnsi="Calibri"/>
+          <w:color w:val="000000"/>
+          <w:sz w:val="22"/>
+        </w:rPr>
+        <w:t>KreateKaro may rely on third-party services such as Cloudflare, Google OAuth, and Resend. A user's use of third-party services may also be subject to that provider's terms and privacy practices. KreateKaro is not responsible for third-party services outside its reasonable control.</w:t>
+      </w:r>
+    </w:p>
+    <w:p>
+      <w:pPr>
+        <w:pStyle w:val="Heading2"/>
+        <w:keepNext/>
+      </w:pPr>
+      <w:r>
+        <w:rPr>
+          <w:rFonts w:ascii="Calibri" w:hAnsi="Calibri"/>
+          <w:b/>
+          <w:color w:val="000000"/>
+          <w:sz w:val="26"/>
+        </w:rPr>
+        <w:t>3.6 Availability and disclaimers</w:t>
+      </w:r>
+    </w:p>
+    <w:p>
+      <w:pPr>
+        <w:keepLines/>
+      </w:pPr>
+      <w:r>
+        <w:rPr>
+          <w:rFonts w:ascii="Calibri" w:hAnsi="Calibri"/>
+          <w:color w:val="000000"/>
+          <w:sz w:val="22"/>
+        </w:rPr>
+        <w:t>KreateKaro is provided on an as available basis. While we aim to provide a reliable and useful service, we do not guarantee that the service will always be uninterrupted, error-free, secure, or suitable for every purpose. Users should independently review design outputs before relying on them for construction, safety, engineering, regulatory, purchasing, or commercial decisions.</w:t>
+      </w:r>
+    </w:p>
+    <w:p>
+      <w:pPr>
+        <w:pStyle w:val="Heading2"/>
+        <w:keepNext/>
+      </w:pPr>
+      <w:r>
+        <w:rPr>
+          <w:rFonts w:ascii="Calibri" w:hAnsi="Calibri"/>
+          <w:b/>
+          <w:color w:val="000000"/>
+          <w:sz w:val="26"/>
+        </w:rPr>
+        <w:t>3.7 Limitation of liability</w:t>
+      </w:r>
+    </w:p>
+    <w:p>
+      <w:pPr>
+        <w:keepLines/>
+      </w:pPr>
+      <w:r>
+        <w:rPr>
+          <w:rFonts w:ascii="Calibri" w:hAnsi="Calibri"/>
+          <w:color w:val="000000"/>
+          <w:sz w:val="22"/>
+        </w:rPr>
+        <w:t>To the maximum extent permitted by law, DEKODE and KreateKaro will not be liable for indirect, incidental, special, consequential, or punitive losses, or for loss of profit, data, goodwill, or business opportunity arising from use of, or inability to use, KreateKaro. Nothing in these Terms excludes liability that cannot lawfully be excluded.</w:t>
+      </w:r>
+    </w:p>
+    <w:p>
+      <w:pPr>
+        <w:pStyle w:val="Heading2"/>
+        <w:keepNext/>
+      </w:pPr>
+      <w:r>
+        <w:rPr>
+          <w:rFonts w:ascii="Calibri" w:hAnsi="Calibri"/>
+          <w:b/>
+          <w:color w:val="000000"/>
+          <w:sz w:val="26"/>
+        </w:rPr>
+        <w:t>3.8 Suspension and termination</w:t>
+      </w:r>
+    </w:p>
+    <w:p>
+      <w:pPr>
+        <w:keepLines/>
+      </w:pPr>
+      <w:r>
+        <w:rPr>
+          <w:rFonts w:ascii="Calibri" w:hAnsi="Calibri"/>
+          <w:color w:val="000000"/>
+          <w:sz w:val="22"/>
+        </w:rPr>
+        <w:t>We may suspend or terminate access where a user breaches these Terms, creates a security risk, misuses the service, or where suspension is reasonably necessary to protect KreateKaro, users, or third parties. Users may stop using KreateKaro at any time and may request account-deletion assistance through support.</w:t>
+      </w:r>
+    </w:p>
+    <w:p>
+      <w:pPr>
+        <w:pStyle w:val="Heading2"/>
+        <w:keepNext/>
+      </w:pPr>
+      <w:r>
+        <w:rPr>
+          <w:rFonts w:ascii="Calibri" w:hAnsi="Calibri"/>
+          <w:b/>
+          <w:color w:val="000000"/>
+          <w:sz w:val="26"/>
+        </w:rPr>
+        <w:t>3.9 Changes to these Terms</w:t>
+      </w:r>
+    </w:p>
+    <w:p>
+      <w:pPr>
+        <w:keepLines/>
+      </w:pPr>
+      <w:r>
+        <w:rPr>
+          <w:rFonts w:ascii="Calibri" w:hAnsi="Calibri"/>
+          <w:color w:val="000000"/>
+          <w:sz w:val="22"/>
+        </w:rPr>
+        <w:t>We may update these Terms when the service or legal requirements change. Continued use after an updated version takes effect means the user accepts the updated Terms, except where applicable law requires a different notice or consent process.</w:t>
+      </w:r>
+    </w:p>
+    <w:p>
+      <w:pPr>
+        <w:pStyle w:val="Heading2"/>
+        <w:keepNext/>
+      </w:pPr>
+      <w:r>
+        <w:rPr>
+          <w:rFonts w:ascii="Calibri" w:hAnsi="Calibri"/>
+          <w:b/>
+          <w:color w:val="000000"/>
+          <w:sz w:val="26"/>
+        </w:rPr>
+        <w:t>3.10 Governing law and contact</w:t>
+      </w:r>
+    </w:p>
+    <w:p>
+      <w:pPr>
+        <w:keepLines/>
+      </w:pPr>
+      <w:r>
+        <w:rPr>
+          <w:rFonts w:ascii="Calibri" w:hAnsi="Calibri"/>
+          <w:color w:val="000000"/>
+          <w:sz w:val="22"/>
+        </w:rPr>
+        <w:t>These Terms are governed by the laws of Australia, subject to any mandatory consumer-protection laws that apply in the user's location. Questions about these Terms can be sent to support@kreatekaro.co or contactus@dekodeglobal.com.</w:t>
       </w:r>
     </w:p>
     <w:sectPr>
-      <w:headerReference w:type="default" r:id="rId9"/>
-      <w:footerReference w:type="default" r:id="rId10"/>
+      <w:footerReference w:type="default" r:id="rId9"/>
       <w:pgSz w:w="12240" w:h="15840"/>
-      <w:pgMar w:top="1440" w:right="1440" w:bottom="1440" w:left="1440" w:header="708" w:footer="708" w:gutter="0"/>
+      <w:pgMar w:top="1440" w:right="1440" w:bottom="1440" w:left="1440" w:header="720" w:footer="648" w:gutter="0"/>
       <w:cols w:space="720"/>
       <w:docGrid w:linePitch="360"/>
     </w:sectPr>
@@ -1874,33 +2271,13 @@
     <w:r>
       <w:rPr>
         <w:rFonts w:ascii="Calibri" w:hAnsi="Calibri"/>
-        <w:color w:val="5E6B73"/>
+        <w:color w:val="555555"/>
         <w:sz w:val="16"/>
       </w:rPr>
-      <w:t>KreateKaro Privacy Policy Draft | 3 September 2026 | Legal review required before publication</w:t>
+      <w:t>KreateKaro Policy Pack | 4 September 2026</w:t>
     </w:r>
   </w:p>
 </w:ftr>
-</file>
-
-<file path=word/header1.xml><?xml version="1.0" encoding="utf-8"?>
-<w:hdr xmlns:m="http://schemas.openxmlformats.org/officeDocument/2006/math" xmlns:mc="http://schemas.openxmlformats.org/markup-compatibility/2006" xmlns:mo="http://schemas.microsoft.com/office/mac/office/2008/main" xmlns:mv="urn:schemas-microsoft-com:mac:vml" xmlns:o="urn:schemas-microsoft-com:office:office" xmlns:r="http://schemas.openxmlformats.org/officeDocument/2006/relationships" xmlns:v="urn:schemas-microsoft-com:vml" xmlns:w10="urn:schemas-microsoft-com:office:word" xmlns:w14="http://schemas.microsoft.com/office/word/2010/wordml" xmlns:w="http://schemas.openxmlformats.org/wordprocessingml/2006/main" xmlns:wne="http://schemas.microsoft.com/office/word/2006/wordml" xmlns:wp14="http://schemas.microsoft.com/office/word/2010/wordprocessingDrawing" xmlns:wp="http://schemas.openxmlformats.org/drawingml/2006/wordprocessingDrawing" xmlns:wpc="http://schemas.microsoft.com/office/word/2010/wordprocessingCanvas" xmlns:wpg="http://schemas.microsoft.com/office/word/2010/wordprocessingGroup" xmlns:wpi="http://schemas.microsoft.com/office/word/2010/wordprocessingInk" xmlns:wps="http://schemas.microsoft.com/office/word/2010/wordprocessingShape" mc:Ignorable="w14 wp14">
-  <w:p>
-    <w:pPr>
-      <w:pStyle w:val="Header"/>
-      <w:jc w:val="right"/>
-    </w:pPr>
-    <w:r>
-      <w:rPr>
-        <w:rFonts w:ascii="Calibri" w:hAnsi="Calibri"/>
-        <w:b/>
-        <w:color w:val="5E6B73"/>
-        <w:sz w:val="17"/>
-      </w:rPr>
-      <w:t>KREATEKARO | PRIVACY POLICY DRAFT</w:t>
-    </w:r>
-  </w:p>
-</w:hdr>
 </file>
 
 <file path=word/numbering.xml><?xml version="1.0" encoding="utf-8"?>
@@ -2336,7 +2713,7 @@
       <w:rFonts w:asciiTheme="majorHAnsi" w:eastAsiaTheme="majorEastAsia" w:hAnsiTheme="majorHAnsi" w:cstheme="majorBidi" w:ascii="Calibri" w:hAnsi="Calibri"/>
       <w:b/>
       <w:bCs/>
-      <w:color w:val="0D7A75"/>
+      <w:color w:val="000000"/>
       <w:sz w:val="32"/>
       <w:szCs w:val="28"/>
     </w:rPr>
@@ -2360,7 +2737,7 @@
       <w:rFonts w:asciiTheme="majorHAnsi" w:eastAsiaTheme="majorEastAsia" w:hAnsiTheme="majorHAnsi" w:cstheme="majorBidi" w:ascii="Calibri" w:hAnsi="Calibri"/>
       <w:b/>
       <w:bCs/>
-      <w:color w:val="173A40"/>
+      <w:color w:val="000000"/>
       <w:sz w:val="26"/>
       <w:szCs w:val="26"/>
     </w:rPr>
@@ -2377,15 +2754,14 @@
     <w:pPr>
       <w:keepNext/>
       <w:keepLines/>
-      <w:spacing w:before="160" w:after="80"/>
+      <w:spacing w:before="200" w:after="0"/>
       <w:outlineLvl w:val="2"/>
     </w:pPr>
     <w:rPr>
-      <w:rFonts w:asciiTheme="majorHAnsi" w:eastAsiaTheme="majorEastAsia" w:hAnsiTheme="majorHAnsi" w:cstheme="majorBidi" w:ascii="Calibri" w:hAnsi="Calibri"/>
+      <w:rFonts w:asciiTheme="majorHAnsi" w:eastAsiaTheme="majorEastAsia" w:hAnsiTheme="majorHAnsi" w:cstheme="majorBidi"/>
       <w:b/>
       <w:bCs/>
-      <w:color w:val="173A40"/>
-      <w:sz w:val="24"/>
+      <w:color w:val="4F81BD" w:themeColor="accent1"/>
     </w:rPr>
   </w:style>
   <w:style w:type="paragraph" w:styleId="Heading4">
